--- a/docs/superpowers/specs/2026-07-26-zkp-antrean-redesign-design.docx
+++ b/docs/superpowers/specs/2026-07-26-zkp-antrean-redesign-design.docx
@@ -4,9 +4,15 @@
   <w:body>
     <w:p>
       <w:pPr>
-        <w:pStyle w:val="Title"/>
+        <w:spacing w:after="80"/>
+        <w:jc w:val="center"/>
       </w:pPr>
       <w:r>
+        <w:rPr>
+          <w:b/>
+          <w:color w:val="1F3A5F"/>
+          <w:sz w:val="44"/>
+        </w:rPr>
         <w:t>Desain: Reorientasi SIDESA-CM menjadi Layanan Janji Temu + Antrean Berbasis ZKP</w:t>
       </w:r>
     </w:p>
@@ -72,12 +78,12 @@
         <w:t>Sifat perubahan:</w:t>
       </w:r>
       <w:r>
-        <w:t xml:space="preserve"> Perubahan konsep produk yang besar, bukan penambahan fitur. Fitur penerbitan/penandatanganan surat digital dihapus; aplikasi menjadi layanan janji temu dan nomor antrean.</w:t>
+        <w:t xml:space="preserve"> Perubahan konsep produk yang besar, bukan penambahan fitur. Fitur penerbitan/penandatanganan surat digital dihapus; aplikasi menjadi layanan janji temu berbasis slot waktu beserta tampilan status pelayanan.</w:t>
       </w:r>
     </w:p>
     <w:p>
       <w:pPr>
-        <w:pStyle w:val="Heading2"/>
+        <w:pStyle w:val="Heading1"/>
       </w:pPr>
       <w:r>
         <w:t>1. Latar dan Motivasi</w:t>
@@ -88,23 +94,7 @@
         <w:jc w:val="both"/>
       </w:pPr>
       <w:r>
-        <w:t>Versi terdahulu SIDESA-CM menerbitkan surat keterangan yang ditandatangani secara digital oleh Kepala</w:t>
-      </w:r>
-    </w:p>
-    <w:p>
-      <w:pPr>
-        <w:jc w:val="both"/>
-      </w:pPr>
-      <w:r>
-        <w:t>Desa (ECDSA P-384) beserta verifikasi kelayakan warga. Berdasarkan masukan dosen pembimbing, ruang</w:t>
-      </w:r>
-    </w:p>
-    <w:p>
-      <w:pPr>
-        <w:jc w:val="both"/>
-      </w:pPr>
-      <w:r>
-        <w:t xml:space="preserve">lingkup diarahkan ulang: penandatanganan dokumen resmi dikembalikan ke proses </w:t>
+        <w:t xml:space="preserve">Versi terdahulu SIDESA-CM menerbitkan surat keterangan yang ditandatangani secara digital oleh Kepala Desa (ECDSA P-384) beserta verifikasi kelayakan warga. Berdasarkan masukan dosen pembimbing, ruang lingkup diarahkan ulang: penandatanganan dokumen resmi dikembalikan ke proses </w:t>
       </w:r>
       <w:r>
         <w:rPr>
@@ -113,23 +103,7 @@
         <w:t>tatap muka langsung</w:t>
       </w:r>
       <w:r>
-        <w:t>,</w:t>
-      </w:r>
-    </w:p>
-    <w:p>
-      <w:pPr>
-        <w:jc w:val="both"/>
-      </w:pPr>
-      <w:r>
-        <w:t>dan aplikasi tidak lagi memproduksi tanda tangan digital. Aplikasi berfokus menyelesaikan satu masalah</w:t>
-      </w:r>
-    </w:p>
-    <w:p>
-      <w:pPr>
-        <w:jc w:val="both"/>
-      </w:pPr>
-      <w:r>
-        <w:t xml:space="preserve">nyata warga, yaitu </w:t>
+        <w:t xml:space="preserve">, dan aplikasi tidak lagi memproduksi tanda tangan digital. Aplikasi berfokus menyelesaikan satu masalah nyata warga, yaitu </w:t>
       </w:r>
       <w:r>
         <w:rPr>
@@ -138,15 +112,7 @@
         <w:t>ketidakpastian waktu bertemu Kepala Desa</w:t>
       </w:r>
       <w:r>
-        <w:t>: warga harus datang fisik tanpa</w:t>
-      </w:r>
-    </w:p>
-    <w:p>
-      <w:pPr>
-        <w:jc w:val="both"/>
-      </w:pPr>
-      <w:r>
-        <w:t xml:space="preserve">kepastian giliran. Aplikasi menyediakan </w:t>
+        <w:t xml:space="preserve">: warga harus datang fisik tanpa kepastian giliran. Aplikasi menyediakan </w:t>
       </w:r>
       <w:r>
         <w:rPr>
@@ -155,7 +121,7 @@
         <w:t>janji temu terjadwal dan nomor antrean</w:t>
       </w:r>
       <w:r>
-        <w:t>, dengan model rujukan</w:t>
+        <w:t>, dengan model rujukan fitur Antrean pada aplikasi Mobile JKN.</w:t>
       </w:r>
     </w:p>
     <w:p>
@@ -163,7 +129,32 @@
         <w:jc w:val="both"/>
       </w:pPr>
       <w:r>
-        <w:t>fitur Antrean pada aplikasi Mobile JKN.</w:t>
+        <w:t xml:space="preserve">Konsekuensinya, satu-satunya inti kriptografi yang tersisa adalah </w:t>
+      </w:r>
+      <w:r>
+        <w:rPr>
+          <w:b/>
+        </w:rPr>
+        <w:t>verifikasi kelayakan yang menjaga privasi</w:t>
+      </w:r>
+      <w:r>
+        <w:t>: sebelum warga memesan antrean, ia membuktikan dirinya penduduk terdaftar yang berhak, tanpa mengungkap NIK. Ini justru lebih selaras dengan ZKP dibandingkan aplikasi surat sebelumnya, dan sejalan dengan kajian pustaka sistematis penulis mengenai ZKP untuk verifikasi kelayakan di e-government.</w:t>
+      </w:r>
+    </w:p>
+    <w:p>
+      <w:pPr>
+        <w:pStyle w:val="Heading2"/>
+      </w:pPr>
+      <w:r>
+        <w:t xml:space="preserve"> 1.1 Ironi metodologis yang menguntungkan</w:t>
+      </w:r>
+    </w:p>
+    <w:p>
+      <w:pPr>
+        <w:pStyle w:val="Heading1"/>
+      </w:pPr>
+      <w:r>
+        <w:t>1.2 Keputusan yang sudah ditetapkan (27 Juli 2026)</w:t>
       </w:r>
     </w:p>
     <w:p>
@@ -171,96 +162,653 @@
         <w:jc w:val="both"/>
       </w:pPr>
       <w:r>
-        <w:t>Konsekuensinya, satu-satunya inti kriptografi yang tersisa adalah **verifikasi kelayakan yang menjaga</w:t>
+        <w:t>Keputusan berikut menggantikan asumsi yang sebelumnya dipakai dalam dokumen ini. Sumbernya adalah arahan pembimbing (R-1, R-2) dan jawaban perangkat desa atas empat butir penentu pada kuesioner kebutuhan.</w:t>
       </w:r>
     </w:p>
+    <w:tbl>
+      <w:tblPr>
+        <w:tblStyle w:val="TableGrid"/>
+        <w:tblW w:type="auto" w:w="0"/>
+        <w:jc w:val="center"/>
+        <w:tblLayout w:type="fixed"/>
+        <w:tblLook w:firstColumn="1" w:firstRow="1" w:lastColumn="0" w:lastRow="0" w:noHBand="0" w:noVBand="1" w:val="04A0"/>
+      </w:tblPr>
+      <w:tblGrid>
+        <w:gridCol w:w="3118"/>
+        <w:gridCol w:w="3118"/>
+        <w:gridCol w:w="3118"/>
+      </w:tblGrid>
+      <w:tr>
+        <w:tc>
+          <w:tcPr>
+            <w:tcW w:type="dxa" w:w="899"/>
+            <w:shd w:val="clear" w:fill="1F3A5F"/>
+            <w:tcMar>
+              <w:top w:w="40" w:type="dxa"/>
+              <w:bottom w:w="40" w:type="dxa"/>
+              <w:start w:w="80" w:type="dxa"/>
+              <w:end w:w="80" w:type="dxa"/>
+            </w:tcMar>
+          </w:tcPr>
+          <w:p>
+            <w:r>
+              <w:rPr>
+                <w:b/>
+                <w:color w:val="FFFFFF"/>
+                <w:sz w:val="20"/>
+              </w:rPr>
+            </w:r>
+            <w:r>
+              <w:rPr>
+                <w:b/>
+                <w:color w:val="FFFFFF"/>
+                <w:sz w:val="20"/>
+              </w:rPr>
+              <w:t>Butir</w:t>
+            </w:r>
+          </w:p>
+        </w:tc>
+        <w:tc>
+          <w:tcPr>
+            <w:tcW w:type="dxa" w:w="4856"/>
+            <w:shd w:val="clear" w:fill="1F3A5F"/>
+            <w:tcMar>
+              <w:top w:w="40" w:type="dxa"/>
+              <w:bottom w:w="40" w:type="dxa"/>
+              <w:start w:w="80" w:type="dxa"/>
+              <w:end w:w="80" w:type="dxa"/>
+            </w:tcMar>
+          </w:tcPr>
+          <w:p>
+            <w:r>
+              <w:rPr>
+                <w:b/>
+                <w:color w:val="FFFFFF"/>
+                <w:sz w:val="20"/>
+              </w:rPr>
+            </w:r>
+            <w:r>
+              <w:rPr>
+                <w:b/>
+                <w:color w:val="FFFFFF"/>
+                <w:sz w:val="20"/>
+              </w:rPr>
+              <w:t>Keputusan</w:t>
+            </w:r>
+          </w:p>
+        </w:tc>
+        <w:tc>
+          <w:tcPr>
+            <w:tcW w:type="dxa" w:w="3599"/>
+            <w:shd w:val="clear" w:fill="1F3A5F"/>
+            <w:tcMar>
+              <w:top w:w="40" w:type="dxa"/>
+              <w:bottom w:w="40" w:type="dxa"/>
+              <w:start w:w="80" w:type="dxa"/>
+              <w:end w:w="80" w:type="dxa"/>
+            </w:tcMar>
+          </w:tcPr>
+          <w:p>
+            <w:r>
+              <w:rPr>
+                <w:b/>
+                <w:color w:val="FFFFFF"/>
+                <w:sz w:val="20"/>
+              </w:rPr>
+            </w:r>
+            <w:r>
+              <w:rPr>
+                <w:b/>
+                <w:color w:val="FFFFFF"/>
+                <w:sz w:val="20"/>
+              </w:rPr>
+              <w:t>Konsekuensi rancangan</w:t>
+            </w:r>
+          </w:p>
+        </w:tc>
+      </w:tr>
+      <w:tr>
+        <w:tc>
+          <w:tcPr>
+            <w:tcW w:type="dxa" w:w="899"/>
+            <w:tcMar>
+              <w:top w:w="40" w:type="dxa"/>
+              <w:bottom w:w="40" w:type="dxa"/>
+              <w:start w:w="80" w:type="dxa"/>
+              <w:end w:w="80" w:type="dxa"/>
+            </w:tcMar>
+          </w:tcPr>
+          <w:p>
+            <w:r>
+              <w:rPr>
+                <w:sz w:val="19"/>
+              </w:rPr>
+            </w:r>
+            <w:r>
+              <w:rPr>
+                <w:sz w:val="19"/>
+              </w:rPr>
+              <w:t>R-1 Kepatuhan algoritma</w:t>
+            </w:r>
+          </w:p>
+        </w:tc>
+        <w:tc>
+          <w:tcPr>
+            <w:tcW w:type="dxa" w:w="4856"/>
+            <w:tcMar>
+              <w:top w:w="40" w:type="dxa"/>
+              <w:bottom w:w="40" w:type="dxa"/>
+              <w:start w:w="80" w:type="dxa"/>
+              <w:end w:w="80" w:type="dxa"/>
+            </w:tcMar>
+          </w:tcPr>
+          <w:p>
+            <w:r>
+              <w:rPr>
+                <w:sz w:val="19"/>
+              </w:rPr>
+            </w:r>
+            <w:r>
+              <w:rPr>
+                <w:sz w:val="19"/>
+              </w:rPr>
+              <w:t xml:space="preserve">Kepka 443 tetap dipakai sebagai dasar </w:t>
+            </w:r>
+            <w:r>
+              <w:rPr>
+                <w:b/>
+                <w:sz w:val="19"/>
+              </w:rPr>
+              <w:t>pemilihan algoritma</w:t>
+            </w:r>
+            <w:r>
+              <w:rPr>
+                <w:sz w:val="19"/>
+              </w:rPr>
+              <w:t>, bukan sebagai klaim tanda tangan elektronik teregulasi</w:t>
+            </w:r>
+          </w:p>
+        </w:tc>
+        <w:tc>
+          <w:tcPr>
+            <w:tcW w:type="dxa" w:w="3599"/>
+            <w:tcMar>
+              <w:top w:w="40" w:type="dxa"/>
+              <w:bottom w:w="40" w:type="dxa"/>
+              <w:start w:w="80" w:type="dxa"/>
+              <w:end w:w="80" w:type="dxa"/>
+            </w:tcMar>
+          </w:tcPr>
+          <w:p>
+            <w:r>
+              <w:rPr>
+                <w:sz w:val="19"/>
+              </w:rPr>
+            </w:r>
+            <w:r>
+              <w:rPr>
+                <w:sz w:val="19"/>
+              </w:rPr>
+              <w:t>P-384 dan SHA-384 dipertahankan; klaim "tanda tangan bernilai hukum" dihapus dari seluruh dokumen</w:t>
+            </w:r>
+          </w:p>
+        </w:tc>
+      </w:tr>
+      <w:tr>
+        <w:tc>
+          <w:tcPr>
+            <w:tcW w:type="dxa" w:w="899"/>
+            <w:tcMar>
+              <w:top w:w="40" w:type="dxa"/>
+              <w:bottom w:w="40" w:type="dxa"/>
+              <w:start w:w="80" w:type="dxa"/>
+              <w:end w:w="80" w:type="dxa"/>
+            </w:tcMar>
+            <w:shd w:val="clear" w:fill="EEF2F7"/>
+          </w:tcPr>
+          <w:p>
+            <w:r>
+              <w:rPr>
+                <w:sz w:val="19"/>
+              </w:rPr>
+            </w:r>
+            <w:r>
+              <w:rPr>
+                <w:sz w:val="19"/>
+              </w:rPr>
+              <w:t>R-2 Penyimpanan kunci</w:t>
+            </w:r>
+          </w:p>
+        </w:tc>
+        <w:tc>
+          <w:tcPr>
+            <w:tcW w:type="dxa" w:w="4856"/>
+            <w:tcMar>
+              <w:top w:w="40" w:type="dxa"/>
+              <w:bottom w:w="40" w:type="dxa"/>
+              <w:start w:w="80" w:type="dxa"/>
+              <w:end w:w="80" w:type="dxa"/>
+            </w:tcMar>
+            <w:shd w:val="clear" w:fill="EEF2F7"/>
+          </w:tcPr>
+          <w:p>
+            <w:r>
+              <w:rPr>
+                <w:sz w:val="19"/>
+              </w:rPr>
+            </w:r>
+            <w:r>
+              <w:rPr>
+                <w:sz w:val="19"/>
+              </w:rPr>
+              <w:t>Diterima sebagai konsekuensi yang melekat pada pemilihan Schnorr</w:t>
+            </w:r>
+          </w:p>
+        </w:tc>
+        <w:tc>
+          <w:tcPr>
+            <w:tcW w:type="dxa" w:w="3599"/>
+            <w:tcMar>
+              <w:top w:w="40" w:type="dxa"/>
+              <w:bottom w:w="40" w:type="dxa"/>
+              <w:start w:w="80" w:type="dxa"/>
+              <w:end w:w="80" w:type="dxa"/>
+            </w:tcMar>
+            <w:shd w:val="clear" w:fill="EEF2F7"/>
+          </w:tcPr>
+          <w:p>
+            <w:r>
+              <w:rPr>
+                <w:sz w:val="19"/>
+              </w:rPr>
+            </w:r>
+            <w:r>
+              <w:rPr>
+                <w:sz w:val="19"/>
+              </w:rPr>
+              <w:t>Kunci identitas berada pada penyimpanan aman perangkat lunak; dinyatakan terbuka sebagai keterbatasan</w:t>
+            </w:r>
+          </w:p>
+        </w:tc>
+      </w:tr>
+      <w:tr>
+        <w:tc>
+          <w:tcPr>
+            <w:tcW w:type="dxa" w:w="899"/>
+            <w:tcMar>
+              <w:top w:w="40" w:type="dxa"/>
+              <w:bottom w:w="40" w:type="dxa"/>
+              <w:start w:w="80" w:type="dxa"/>
+              <w:end w:w="80" w:type="dxa"/>
+            </w:tcMar>
+          </w:tcPr>
+          <w:p>
+            <w:r>
+              <w:rPr>
+                <w:sz w:val="19"/>
+              </w:rPr>
+            </w:r>
+            <w:r>
+              <w:rPr>
+                <w:sz w:val="19"/>
+              </w:rPr>
+              <w:t>Model antrean</w:t>
+            </w:r>
+          </w:p>
+        </w:tc>
+        <w:tc>
+          <w:tcPr>
+            <w:tcW w:type="dxa" w:w="4856"/>
+            <w:tcMar>
+              <w:top w:w="40" w:type="dxa"/>
+              <w:bottom w:w="40" w:type="dxa"/>
+              <w:start w:w="80" w:type="dxa"/>
+              <w:end w:w="80" w:type="dxa"/>
+            </w:tcMar>
+          </w:tcPr>
+          <w:p>
+            <w:r>
+              <w:rPr>
+                <w:sz w:val="19"/>
+              </w:rPr>
+            </w:r>
+            <w:r>
+              <w:rPr>
+                <w:b/>
+                <w:sz w:val="19"/>
+              </w:rPr>
+              <w:t>Slot waktu</w:t>
+            </w:r>
+            <w:r>
+              <w:rPr>
+                <w:sz w:val="19"/>
+              </w:rPr>
+              <w:t>: warga memilih jam tertentu, misalnya 09.30</w:t>
+            </w:r>
+          </w:p>
+        </w:tc>
+        <w:tc>
+          <w:tcPr>
+            <w:tcW w:type="dxa" w:w="3599"/>
+            <w:tcMar>
+              <w:top w:w="40" w:type="dxa"/>
+              <w:bottom w:w="40" w:type="dxa"/>
+              <w:start w:w="80" w:type="dxa"/>
+              <w:end w:w="80" w:type="dxa"/>
+            </w:tcMar>
+          </w:tcPr>
+          <w:p>
+            <w:r>
+              <w:rPr>
+                <w:sz w:val="19"/>
+              </w:rPr>
+            </w:r>
+            <w:r>
+              <w:rPr>
+                <w:sz w:val="19"/>
+              </w:rPr>
+              <w:t>Model data berbasis slot, bukan nomor antrean harian semata; layar pemesanan menampilkan jam yang tersedia</w:t>
+            </w:r>
+          </w:p>
+        </w:tc>
+      </w:tr>
+      <w:tr>
+        <w:tc>
+          <w:tcPr>
+            <w:tcW w:type="dxa" w:w="899"/>
+            <w:tcMar>
+              <w:top w:w="40" w:type="dxa"/>
+              <w:bottom w:w="40" w:type="dxa"/>
+              <w:start w:w="80" w:type="dxa"/>
+              <w:end w:w="80" w:type="dxa"/>
+            </w:tcMar>
+            <w:shd w:val="clear" w:fill="EEF2F7"/>
+          </w:tcPr>
+          <w:p>
+            <w:r>
+              <w:rPr>
+                <w:sz w:val="19"/>
+              </w:rPr>
+            </w:r>
+            <w:r>
+              <w:rPr>
+                <w:sz w:val="19"/>
+              </w:rPr>
+              <w:t>Ketersediaan Kepala Desa</w:t>
+            </w:r>
+          </w:p>
+        </w:tc>
+        <w:tc>
+          <w:tcPr>
+            <w:tcW w:type="dxa" w:w="4856"/>
+            <w:tcMar>
+              <w:top w:w="40" w:type="dxa"/>
+              <w:bottom w:w="40" w:type="dxa"/>
+              <w:start w:w="80" w:type="dxa"/>
+              <w:end w:w="80" w:type="dxa"/>
+            </w:tcMar>
+            <w:shd w:val="clear" w:fill="EEF2F7"/>
+          </w:tcPr>
+          <w:p>
+            <w:r>
+              <w:rPr>
+                <w:sz w:val="19"/>
+              </w:rPr>
+            </w:r>
+            <w:r>
+              <w:rPr>
+                <w:sz w:val="19"/>
+              </w:rPr>
+              <w:t xml:space="preserve">Tidak diperlakukan sebagai komitmen kaku. Bila ada kegiatan insidental, prioritas menyesuaikan dan warga terdampak </w:t>
+            </w:r>
+            <w:r>
+              <w:rPr>
+                <w:b/>
+                <w:sz w:val="19"/>
+              </w:rPr>
+              <w:t>diusulkan pindah ke jam lain</w:t>
+            </w:r>
+          </w:p>
+        </w:tc>
+        <w:tc>
+          <w:tcPr>
+            <w:tcW w:type="dxa" w:w="3599"/>
+            <w:tcMar>
+              <w:top w:w="40" w:type="dxa"/>
+              <w:bottom w:w="40" w:type="dxa"/>
+              <w:start w:w="80" w:type="dxa"/>
+              <w:end w:w="80" w:type="dxa"/>
+            </w:tcMar>
+            <w:shd w:val="clear" w:fill="EEF2F7"/>
+          </w:tcPr>
+          <w:p>
+            <w:r>
+              <w:rPr>
+                <w:sz w:val="19"/>
+              </w:rPr>
+            </w:r>
+            <w:r>
+              <w:rPr>
+                <w:sz w:val="19"/>
+              </w:rPr>
+              <w:t>Diperlukan fitur penjadwalan ulang dengan usulan slot alternatif, beserta pemberitahuannya</w:t>
+            </w:r>
+          </w:p>
+        </w:tc>
+      </w:tr>
+      <w:tr>
+        <w:tc>
+          <w:tcPr>
+            <w:tcW w:type="dxa" w:w="899"/>
+            <w:tcMar>
+              <w:top w:w="40" w:type="dxa"/>
+              <w:bottom w:w="40" w:type="dxa"/>
+              <w:start w:w="80" w:type="dxa"/>
+              <w:end w:w="80" w:type="dxa"/>
+            </w:tcMar>
+          </w:tcPr>
+          <w:p>
+            <w:r>
+              <w:rPr>
+                <w:sz w:val="19"/>
+              </w:rPr>
+            </w:r>
+            <w:r>
+              <w:rPr>
+                <w:sz w:val="19"/>
+              </w:rPr>
+              <w:t>Warga datang langsung</w:t>
+            </w:r>
+          </w:p>
+        </w:tc>
+        <w:tc>
+          <w:tcPr>
+            <w:tcW w:type="dxa" w:w="4856"/>
+            <w:tcMar>
+              <w:top w:w="40" w:type="dxa"/>
+              <w:bottom w:w="40" w:type="dxa"/>
+              <w:start w:w="80" w:type="dxa"/>
+              <w:end w:w="80" w:type="dxa"/>
+            </w:tcMar>
+          </w:tcPr>
+          <w:p>
+            <w:r>
+              <w:rPr>
+                <w:sz w:val="19"/>
+              </w:rPr>
+            </w:r>
+            <w:r>
+              <w:rPr>
+                <w:sz w:val="19"/>
+              </w:rPr>
+              <w:t xml:space="preserve">Tetap dilayani </w:t>
+            </w:r>
+            <w:r>
+              <w:rPr>
+                <w:b/>
+                <w:sz w:val="19"/>
+              </w:rPr>
+              <w:t>asalkan ada slot kosong</w:t>
+            </w:r>
+            <w:r>
+              <w:rPr>
+                <w:sz w:val="19"/>
+              </w:rPr>
+              <w:t xml:space="preserve">; pemesan melalui aplikasi </w:t>
+            </w:r>
+            <w:r>
+              <w:rPr>
+                <w:b/>
+                <w:sz w:val="19"/>
+              </w:rPr>
+              <w:t>diprioritaskan</w:t>
+            </w:r>
+          </w:p>
+        </w:tc>
+        <w:tc>
+          <w:tcPr>
+            <w:tcW w:type="dxa" w:w="3599"/>
+            <w:tcMar>
+              <w:top w:w="40" w:type="dxa"/>
+              <w:bottom w:w="40" w:type="dxa"/>
+              <w:start w:w="80" w:type="dxa"/>
+              <w:end w:w="80" w:type="dxa"/>
+            </w:tcMar>
+          </w:tcPr>
+          <w:p>
+            <w:r>
+              <w:rPr>
+                <w:sz w:val="19"/>
+              </w:rPr>
+            </w:r>
+            <w:r>
+              <w:rPr>
+                <w:sz w:val="19"/>
+              </w:rPr>
+              <w:t>Walk-in mengisi slot yang belum diklaim; tidak ada penyisipan yang menggeser pemesan aplikasi</w:t>
+            </w:r>
+          </w:p>
+        </w:tc>
+      </w:tr>
+      <w:tr>
+        <w:tc>
+          <w:tcPr>
+            <w:tcW w:type="dxa" w:w="899"/>
+            <w:tcMar>
+              <w:top w:w="40" w:type="dxa"/>
+              <w:bottom w:w="40" w:type="dxa"/>
+              <w:start w:w="80" w:type="dxa"/>
+              <w:end w:w="80" w:type="dxa"/>
+            </w:tcMar>
+            <w:shd w:val="clear" w:fill="EEF2F7"/>
+          </w:tcPr>
+          <w:p>
+            <w:r>
+              <w:rPr>
+                <w:sz w:val="19"/>
+              </w:rPr>
+            </w:r>
+            <w:r>
+              <w:rPr>
+                <w:sz w:val="19"/>
+              </w:rPr>
+              <w:t>Jenis layanan tahap awal</w:t>
+            </w:r>
+          </w:p>
+        </w:tc>
+        <w:tc>
+          <w:tcPr>
+            <w:tcW w:type="dxa" w:w="4856"/>
+            <w:tcMar>
+              <w:top w:w="40" w:type="dxa"/>
+              <w:bottom w:w="40" w:type="dxa"/>
+              <w:start w:w="80" w:type="dxa"/>
+              <w:end w:w="80" w:type="dxa"/>
+            </w:tcMar>
+            <w:shd w:val="clear" w:fill="EEF2F7"/>
+          </w:tcPr>
+          <w:p>
+            <w:r>
+              <w:rPr>
+                <w:sz w:val="19"/>
+              </w:rPr>
+            </w:r>
+            <w:r>
+              <w:rPr>
+                <w:sz w:val="19"/>
+              </w:rPr>
+              <w:t xml:space="preserve">Satu jenis saja, yaitu </w:t>
+            </w:r>
+            <w:r>
+              <w:rPr>
+                <w:b/>
+                <w:sz w:val="19"/>
+              </w:rPr>
+              <w:t>janji temu</w:t>
+            </w:r>
+            <w:r>
+              <w:rPr>
+                <w:sz w:val="19"/>
+              </w:rPr>
+              <w:t xml:space="preserve">, ditambah </w:t>
+            </w:r>
+            <w:r>
+              <w:rPr>
+                <w:b/>
+                <w:sz w:val="19"/>
+              </w:rPr>
+              <w:t>tampilan status pelayanan secara langsung</w:t>
+            </w:r>
+            <w:r>
+              <w:rPr>
+                <w:sz w:val="19"/>
+              </w:rPr>
+              <w:t xml:space="preserve"> yang dipasang di kantor desa</w:t>
+            </w:r>
+          </w:p>
+        </w:tc>
+        <w:tc>
+          <w:tcPr>
+            <w:tcW w:type="dxa" w:w="3599"/>
+            <w:tcMar>
+              <w:top w:w="40" w:type="dxa"/>
+              <w:bottom w:w="40" w:type="dxa"/>
+              <w:start w:w="80" w:type="dxa"/>
+              <w:end w:w="80" w:type="dxa"/>
+            </w:tcMar>
+            <w:shd w:val="clear" w:fill="EEF2F7"/>
+          </w:tcPr>
+          <w:p>
+            <w:r>
+              <w:rPr>
+                <w:sz w:val="19"/>
+              </w:rPr>
+            </w:r>
+            <w:r>
+              <w:rPr>
+                <w:sz w:val="19"/>
+              </w:rPr>
+              <w:t>Entitas jenis layanan disederhanakan; ditambahkan layar penampil publik "sedang dilayani nomor berapa"</w:t>
+            </w:r>
+          </w:p>
+        </w:tc>
+      </w:tr>
+    </w:tbl>
+    <w:p/>
     <w:p>
       <w:pPr>
         <w:jc w:val="both"/>
       </w:pPr>
       <w:r>
-        <w:t>privasi**: sebelum warga memesan antrean, ia membuktikan dirinya penduduk terdaftar yang berhak, tanpa</w:t>
+        <w:t>Dua akibat penting perlu dicatat. Pertama, model slot waktu menyederhanakan penanganan warga yang datang langsung: karena setiap slot dapat diklaim, walk-in cukup mengisi slot yang kosong tanpa perlu aturan penyisipan yang rumit. Kedua, tampilan status di kantor semula ditandai berada di luar cakupan; dengan keputusan ini ia menjadi bagian dari lingkup dan dirancang sebagai halaman baca-saja tanpa autentikasi.</w:t>
       </w:r>
     </w:p>
     <w:p>
       <w:pPr>
-        <w:jc w:val="both"/>
+        <w:pStyle w:val="Heading1"/>
       </w:pPr>
       <w:r>
-        <w:t>mengungkap NIK. Ini justru lebih selaras dengan ZKP dibandingkan aplikasi surat sebelumnya, dan sejalan</w:t>
-      </w:r>
-    </w:p>
-    <w:p>
-      <w:pPr>
-        <w:jc w:val="both"/>
-      </w:pPr>
-      <w:r>
-        <w:t>dengan kajian pustaka sistematis penulis mengenai ZKP untuk verifikasi kelayakan di e-government.</w:t>
-      </w:r>
-    </w:p>
-    <w:p>
-      <w:pPr>
-        <w:pStyle w:val="Heading3"/>
-      </w:pPr>
-      <w:r>
-        <w:t>1.1 Ironi metodologis yang menguntungkan</w:t>
-      </w:r>
-    </w:p>
-    <w:p>
-      <w:pPr>
-        <w:jc w:val="both"/>
-      </w:pPr>
-      <w:r>
-        <w:t>Pada Fase B, proyek sengaja bermigrasi dari protokol Schnorr ke tanda tangan ECDSA karena kunci berbasis</w:t>
-      </w:r>
-    </w:p>
-    <w:p>
-      <w:pPr>
-        <w:jc w:val="both"/>
-      </w:pPr>
-      <w:r>
-        <w:t>perangkat keras (Android Keystore/StrongBox) hanya mengekspos operasi ECDSA dan tidak memberikan akses</w:t>
-      </w:r>
-    </w:p>
-    <w:p>
-      <w:pPr>
-        <w:jc w:val="both"/>
-      </w:pPr>
-      <w:r>
-        <w:t>skalar privat. Karena kini tidak ada penandatanganan dokumen sama sekali, kebutuhan kunci berbasis</w:t>
-      </w:r>
-    </w:p>
-    <w:p>
-      <w:pPr>
-        <w:jc w:val="both"/>
-      </w:pPr>
-      <w:r>
-        <w:t xml:space="preserve">perangkat keras hilang, sehingga </w:t>
-      </w:r>
-      <w:r>
-        <w:rPr>
-          <w:b/>
-        </w:rPr>
-        <w:t>kendala yang dahulu memaksa migrasi ke ECDSA lenyap</w:t>
-      </w:r>
-      <w:r>
-        <w:t xml:space="preserve"> dan ZKP Schnorr</w:t>
-      </w:r>
-    </w:p>
-    <w:p>
-      <w:pPr>
-        <w:jc w:val="both"/>
-      </w:pPr>
-      <w:r>
-        <w:t>sejati kembali layak diterapkan. Penghapusan fitur tanda tangan justru membuka kembali ruang desain</w:t>
-      </w:r>
-    </w:p>
-    <w:p>
-      <w:pPr>
-        <w:jc w:val="both"/>
-      </w:pPr>
-      <w:r>
-        <w:t>kriptografis.</w:t>
+        <w:t>2. Ruang Lingkup</w:t>
       </w:r>
     </w:p>
     <w:p>
@@ -268,185 +816,20 @@
         <w:pStyle w:val="Heading2"/>
       </w:pPr>
       <w:r>
-        <w:t>2. Ruang Lingkup</w:t>
-      </w:r>
-    </w:p>
-    <w:p>
-      <w:pPr>
-        <w:pStyle w:val="Heading3"/>
-      </w:pPr>
-      <w:r>
-        <w:t>2.1 Keputusan yang mengikat (hasil brainstorming)</w:t>
-      </w:r>
-    </w:p>
-    <w:p>
-      <w:pPr>
-        <w:pStyle w:val="ListNumber"/>
-      </w:pPr>
-      <w:r>
-        <w:t xml:space="preserve">Aplikasi </w:t>
-      </w:r>
-      <w:r>
-        <w:rPr>
-          <w:b/>
-        </w:rPr>
-        <w:t>tidak</w:t>
-      </w:r>
-      <w:r>
-        <w:t xml:space="preserve"> memproduksi tanda tangan digital. Penandatanganan dokumen dilakukan tatap muka.</w:t>
-      </w:r>
-    </w:p>
-    <w:p>
-      <w:pPr>
-        <w:pStyle w:val="ListNumber"/>
-      </w:pPr>
-      <w:r>
-        <w:t xml:space="preserve">Inti kripto adalah </w:t>
-      </w:r>
-      <w:r>
-        <w:rPr>
-          <w:b/>
-        </w:rPr>
-        <w:t>ZKP untuk kelayakan</w:t>
-      </w:r>
-      <w:r>
-        <w:t>, dengan target privasi **"NIK-privat, tetap</w:t>
-      </w:r>
-    </w:p>
-    <w:p>
-      <w:pPr>
-        <w:jc w:val="both"/>
-      </w:pPr>
-      <w:r>
-        <w:t>teridentifikasi"**: warga membuktikan kelayakan tanpa mengirim NIK, tetapi memesan dengan akun yang</w:t>
-      </w:r>
-    </w:p>
-    <w:p>
-      <w:pPr>
-        <w:jc w:val="both"/>
-      </w:pPr>
-      <w:r>
-        <w:t>dikenali kantor desa (bukan anonim penuh).</w:t>
-      </w:r>
-    </w:p>
-    <w:p>
-      <w:pPr>
-        <w:pStyle w:val="ListNumber"/>
-      </w:pPr>
-      <w:r>
-        <w:rPr>
-          <w:b/>
-        </w:rPr>
-        <w:t>Autentikasi dan pendaftaran perangkat (enrolment) juga memakai ZKP Schnorr</w:t>
-      </w:r>
-      <w:r>
-        <w:t>, sehingga seluruh</w:t>
-      </w:r>
-    </w:p>
-    <w:p>
-      <w:pPr>
-        <w:jc w:val="both"/>
-      </w:pPr>
-      <w:r>
-        <w:t xml:space="preserve">lapisan kripto memakai satu primitif dan </w:t>
-      </w:r>
-      <w:r>
-        <w:rPr>
-          <w:b/>
-        </w:rPr>
-        <w:t>tidak ada ECDSA sama sekali</w:t>
-      </w:r>
-      <w:r>
-        <w:t>.</w:t>
-      </w:r>
-    </w:p>
-    <w:p>
-      <w:pPr>
-        <w:pStyle w:val="ListNumber"/>
-      </w:pPr>
-      <w:r>
-        <w:t xml:space="preserve">Konstruksi ZKP yang dipilih: </w:t>
-      </w:r>
-      <w:r>
-        <w:rPr>
-          <w:b/>
-        </w:rPr>
-        <w:t>bukti-pengetahuan Schnorr (NIZK Fiat-Shamir) + keanggotaan Merkle</w:t>
-      </w:r>
-      <w:r>
-        <w:t>,</w:t>
-      </w:r>
-    </w:p>
-    <w:p>
-      <w:pPr>
-        <w:jc w:val="both"/>
-      </w:pPr>
-      <w:r>
-        <w:t>bukan anonymous credential (BBS+/CL) maupun zk-SNARK, demi proporsionalitas dan dukungan lintas</w:t>
-      </w:r>
-    </w:p>
-    <w:p>
-      <w:pPr>
-        <w:jc w:val="both"/>
-      </w:pPr>
-      <w:r>
-        <w:t>platform (TypeScript dan Dart).</w:t>
-      </w:r>
-    </w:p>
-    <w:p>
-      <w:pPr>
-        <w:pStyle w:val="Heading3"/>
-      </w:pPr>
-      <w:r>
-        <w:t>2.2 Di luar cakupan (dihapus dari produk)</w:t>
-      </w:r>
-    </w:p>
-    <w:p>
-      <w:pPr>
-        <w:jc w:val="both"/>
-      </w:pPr>
-      <w:r>
-        <w:t>Penerbitan surat; siklus surat (SUBMITTED/DRAFTED/SIGNED/REJECTED); penandatanganan surat oleh Kepala</w:t>
-      </w:r>
-    </w:p>
-    <w:p>
-      <w:pPr>
-        <w:jc w:val="both"/>
-      </w:pPr>
-      <w:r>
-        <w:t>Desa; render PDF dan kode QR; halaman verifikasi publik surat; tanda tangan akar registri oleh Kepala</w:t>
-      </w:r>
-    </w:p>
-    <w:p>
-      <w:pPr>
-        <w:jc w:val="both"/>
-      </w:pPr>
-      <w:r>
-        <w:t>Desa; kunci identitas berbasis perangkat keras dan gerbang biometrik pada operasi kriptografis; seluruh</w:t>
-      </w:r>
-    </w:p>
-    <w:p>
-      <w:pPr>
-        <w:jc w:val="both"/>
-      </w:pPr>
-      <w:r>
-        <w:t>pustaka ECDSA (</w:t>
-      </w:r>
-      <w:r>
-        <w:rPr>
-          <w:rFonts w:ascii="Consolas" w:hAnsi="Consolas"/>
-          <w:color w:val="B03060"/>
-          <w:sz w:val="19"/>
-        </w:rPr>
-        <w:t>ecdsa.ts</w:t>
-      </w:r>
-      <w:r>
-        <w:t xml:space="preserve"> pada TypeScript dan Dart).</w:t>
+        <w:t xml:space="preserve"> 2.1 Keputusan yang mengikat (hasil brainstorming)</w:t>
       </w:r>
     </w:p>
     <w:p>
       <w:pPr>
         <w:pStyle w:val="Heading2"/>
+      </w:pPr>
+      <w:r>
+        <w:t xml:space="preserve"> 2.2 Di luar cakupan (dihapus dari produk)</w:t>
+      </w:r>
+    </w:p>
+    <w:p>
+      <w:pPr>
+        <w:pStyle w:val="Heading1"/>
       </w:pPr>
       <w:r>
         <w:t>3. Arsitektur</w:t>
@@ -468,31 +851,15 @@
         <w:t>@sidesa/crypto</w:t>
       </w:r>
       <w:r>
-        <w:t>), peladen NestJS +</w:t>
+        <w:t>), peladen NestJS + PostgreSQL, aplikasi Flutter. Peran tetap empat: WARGA, OPERATOR, KADES, ADMIN, ditegakkan melalui kendali akses berbasis peran. Perbedaan utama: Kepala Desa tidak lagi memegang kunci privat untuk menandatangani apa pun; perannya menjadi pemilik agenda pertemuan.</w:t>
       </w:r>
     </w:p>
     <w:p>
       <w:pPr>
-        <w:jc w:val="both"/>
+        <w:pStyle w:val="Heading1"/>
       </w:pPr>
       <w:r>
-        <w:t>PostgreSQL, aplikasi Flutter. Peran tetap empat: WARGA, OPERATOR, KADES, ADMIN, ditegakkan melalui</w:t>
-      </w:r>
-    </w:p>
-    <w:p>
-      <w:pPr>
-        <w:jc w:val="both"/>
-      </w:pPr>
-      <w:r>
-        <w:t>kendali akses berbasis peran. Perbedaan utama: Kepala Desa tidak lagi memegang kunci privat untuk</w:t>
-      </w:r>
-    </w:p>
-    <w:p>
-      <w:pPr>
-        <w:jc w:val="both"/>
-      </w:pPr>
-      <w:r>
-        <w:t>menandatangani apa pun; perannya menjadi pemilik agenda pertemuan.</w:t>
+        <w:t>4. Rancangan Kriptografi</w:t>
       </w:r>
     </w:p>
     <w:p>
@@ -500,64 +867,7 @@
         <w:pStyle w:val="Heading2"/>
       </w:pPr>
       <w:r>
-        <w:t>4. Rancangan Kriptografi</w:t>
-      </w:r>
-    </w:p>
-    <w:p>
-      <w:pPr>
-        <w:pStyle w:val="Heading3"/>
-      </w:pPr>
-      <w:r>
-        <w:t>4.1 Satu primitif: bukti-pengetahuan Schnorr</w:t>
-      </w:r>
-    </w:p>
-    <w:p>
-      <w:pPr>
-        <w:jc w:val="both"/>
-      </w:pPr>
-      <w:r>
-        <w:t>Seluruh operasi kripto adalah bukti-pengetahuan Schnorr non-interaktif (NIZK melalui transformasi</w:t>
-      </w:r>
-    </w:p>
-    <w:p>
-      <w:pPr>
-        <w:jc w:val="both"/>
-      </w:pPr>
-      <w:r>
-        <w:t>Fiat-Shamir) bahwa perangkat menguasai skalar rahasia x untuk kunci publiknya X = x· G, di atas</w:t>
-      </w:r>
-    </w:p>
-    <w:p>
-      <w:pPr>
-        <w:jc w:val="both"/>
-      </w:pPr>
-      <w:r>
-        <w:t xml:space="preserve">kurva P-384 dengan tantangan diturunkan lewat SHA-384 berdomain. Primitif ini </w:t>
-      </w:r>
-      <w:r>
-        <w:rPr>
-          <w:b/>
-        </w:rPr>
-        <w:t>sudah ada dan teruji</w:t>
-      </w:r>
-    </w:p>
-    <w:p>
-      <w:pPr>
-        <w:jc w:val="both"/>
-      </w:pPr>
-      <w:r>
-        <w:t xml:space="preserve">pada </w:t>
-      </w:r>
-      <w:r>
-        <w:rPr>
-          <w:rFonts w:ascii="Consolas" w:hAnsi="Consolas"/>
-          <w:color w:val="B03060"/>
-          <w:sz w:val="19"/>
-        </w:rPr>
-        <w:t>packages/crypto/src/schnorr.ts</w:t>
-      </w:r>
-      <w:r>
-        <w:t>:</w:t>
+        <w:t xml:space="preserve"> 4.1 Satu primitif: bukti-pengetahuan Schnorr</w:t>
       </w:r>
     </w:p>
     <w:p>
@@ -602,15 +912,7 @@
         <w:t>context</w:t>
       </w:r>
       <w:r>
-        <w:t xml:space="preserve"> sebuah untai bita yang mengikat bukti pada satu kegunaan dan satu permohonan. Domain</w:t>
-      </w:r>
-    </w:p>
-    <w:p>
-      <w:pPr>
-        <w:jc w:val="both"/>
-      </w:pPr>
-      <w:r>
-        <w:t xml:space="preserve">tantangan internal adalah </w:t>
+        <w:t xml:space="preserve"> sebuah untai bita yang mengikat bukti pada satu kegunaan dan satu permohonan. Domain tantangan internal adalah </w:t>
       </w:r>
       <w:r>
         <w:rPr>
@@ -630,31 +932,15 @@
         <w:t>penggunaannya</w:t>
       </w:r>
       <w:r>
-        <w:t>, bukan</w:t>
+        <w:t>, bukan menghapus modul dan pengujiannya; pekerjaan ini menghidupkannya kembali dan memperluasnya ke tiga gerbang.</w:t>
       </w:r>
     </w:p>
     <w:p>
       <w:pPr>
-        <w:jc w:val="both"/>
+        <w:pStyle w:val="Heading2"/>
       </w:pPr>
       <w:r>
-        <w:t>menghapus modul dan pengujiannya; pekerjaan ini menghidupkannya kembali dan memperluasnya ke tiga</w:t>
-      </w:r>
-    </w:p>
-    <w:p>
-      <w:pPr>
-        <w:jc w:val="both"/>
-      </w:pPr>
-      <w:r>
-        <w:t>gerbang.</w:t>
-      </w:r>
-    </w:p>
-    <w:p>
-      <w:pPr>
-        <w:pStyle w:val="Heading3"/>
-      </w:pPr>
-      <w:r>
-        <w:t>4.2 Tiga gerbang, konteks berbeda</w:t>
+        <w:t xml:space="preserve"> 4.2 Tiga gerbang, konteks berbeda</w:t>
       </w:r>
     </w:p>
     <w:p>
@@ -667,13 +953,8 @@
         </w:rPr>
         <w:t>Gerbang 1 — Autentikasi (login).</w:t>
       </w:r>
-    </w:p>
-    <w:p>
-      <w:pPr>
-        <w:pStyle w:val="ListNumber"/>
-      </w:pPr>
       <w:r>
-        <w:t xml:space="preserve">Peladen menerbitkan </w:t>
+        <w:t xml:space="preserve"> 1. Peladen menerbitkan </w:t>
       </w:r>
       <w:r>
         <w:rPr>
@@ -684,15 +965,7 @@
         <w:t>nonce</w:t>
       </w:r>
       <w:r>
-        <w:t xml:space="preserve"> sekali pakai.</w:t>
-      </w:r>
-    </w:p>
-    <w:p>
-      <w:pPr>
-        <w:pStyle w:val="ListNumber"/>
-      </w:pPr>
-      <w:r>
-        <w:t xml:space="preserve">Perangkat menghasilkan bukti Schnorr atas konteks </w:t>
+        <w:t xml:space="preserve"> sekali pakai. 2. Perangkat menghasilkan bukti Schnorr atas konteks </w:t>
       </w:r>
       <w:r>
         <w:rPr>
@@ -703,15 +976,7 @@
         <w:t>SIDESA-auth-v1|&lt;accountId&gt;|&lt;nonce&gt;</w:t>
       </w:r>
       <w:r>
-        <w:t>.</w:t>
-      </w:r>
-    </w:p>
-    <w:p>
-      <w:pPr>
-        <w:pStyle w:val="ListNumber"/>
-      </w:pPr>
-      <w:r>
-        <w:t xml:space="preserve">Peladen memanggil </w:t>
+        <w:t xml:space="preserve">. 3. Peladen memanggil </w:t>
       </w:r>
       <w:r>
         <w:rPr>
@@ -732,13 +997,8 @@
         </w:rPr>
         <w:t>nonce</w:t>
       </w:r>
-    </w:p>
-    <w:p>
-      <w:pPr>
-        <w:jc w:val="both"/>
-      </w:pPr>
       <w:r>
-        <w:t>terpakai, lalu menerbitkan token sesi.</w:t>
+        <w:t xml:space="preserve"> terpakai, lalu menerbitkan token sesi.</w:t>
       </w:r>
     </w:p>
     <w:p>
@@ -756,13 +1016,8 @@
         </w:rPr>
         <w:t>nonce</w:t>
       </w:r>
-    </w:p>
-    <w:p>
-      <w:pPr>
-        <w:jc w:val="both"/>
-      </w:pPr>
       <w:r>
-        <w:t>mencegah pemutaran ulang.</w:t>
+        <w:t xml:space="preserve"> mencegah pemutaran ulang.</w:t>
       </w:r>
     </w:p>
     <w:p>
@@ -775,29 +1030,8 @@
         </w:rPr>
         <w:t>Gerbang 2 — Pendaftaran perangkat (enrolment).</w:t>
       </w:r>
-    </w:p>
-    <w:p>
-      <w:pPr>
-        <w:pStyle w:val="ListNumber"/>
-      </w:pPr>
       <w:r>
-        <w:t>Operator memverifikasi kartu identitas secara fisik, lalu menerbitkan kode sekali pakai (identitas</w:t>
-      </w:r>
-    </w:p>
-    <w:p>
-      <w:pPr>
-        <w:jc w:val="both"/>
-      </w:pPr>
-      <w:r>
-        <w:t>hasil pemeriksaan melekat pada kode).</w:t>
-      </w:r>
-    </w:p>
-    <w:p>
-      <w:pPr>
-        <w:pStyle w:val="ListNumber"/>
-      </w:pPr>
-      <w:r>
-        <w:t xml:space="preserve">Perangkat mengklaim dengan bukti Schnorr atas konteks </w:t>
+        <w:t xml:space="preserve"> 1. Operator memverifikasi kartu identitas secara fisik, lalu menerbitkan kode sekali pakai (identitas hasil pemeriksaan melekat pada kode). 2. Perangkat mengklaim dengan bukti Schnorr atas konteks </w:t>
       </w:r>
       <w:r>
         <w:rPr>
@@ -808,23 +1042,7 @@
         <w:t>SIDESA-enroll-v1|&lt;kode&gt;|&lt;Xhex&gt;</w:t>
       </w:r>
       <w:r>
-        <w:t>.</w:t>
-      </w:r>
-    </w:p>
-    <w:p>
-      <w:pPr>
-        <w:pStyle w:val="ListNumber"/>
-      </w:pPr>
-      <w:r>
-        <w:t>Peladen memverifikasi bukti terhadap X yang diajukan, mengikat akun ke X, dan membuat daun</w:t>
-      </w:r>
-    </w:p>
-    <w:p>
-      <w:pPr>
-        <w:jc w:val="both"/>
-      </w:pPr>
-      <w:r>
-        <w:t xml:space="preserve">registri </w:t>
+        <w:t xml:space="preserve">. 3. Peladen memverifikasi bukti terhadap X yang diajukan, mengikat akun ke X, dan membuat daun registri </w:t>
       </w:r>
       <w:r>
         <w:rPr>
@@ -843,15 +1061,7 @@
         <w:jc w:val="both"/>
       </w:pPr>
       <w:r>
-        <w:t>Menggantikan tanda tangan ECDSA atas pasangan (kode, kunci). Tetap menutup serangan pendaftaran kunci</w:t>
-      </w:r>
-    </w:p>
-    <w:p>
-      <w:pPr>
-        <w:jc w:val="both"/>
-      </w:pPr>
-      <w:r>
-        <w:t>milik orang lain: tanpa x, bukti tak dapat dibentuk untuk X yang diajukan.</w:t>
+        <w:t>Menggantikan tanda tangan ECDSA atas pasangan (kode, kunci). Tetap menutup serangan pendaftaran kunci milik orang lain: tanpa x, bukti tak dapat dibentuk untuk X yang diajukan.</w:t>
       </w:r>
     </w:p>
     <w:p>
@@ -864,21 +1074,8 @@
         </w:rPr>
         <w:t>Gerbang 3 — Kelayakan (saat memesan antrean).</w:t>
       </w:r>
-    </w:p>
-    <w:p>
-      <w:pPr>
-        <w:jc w:val="both"/>
-      </w:pPr>
       <w:r>
-        <w:t>Bukti kelayakan π = (X, A, mp, schnorr) terhadap akar registri R (dipelihara peladen) dan</w:t>
-      </w:r>
-    </w:p>
-    <w:p>
-      <w:pPr>
-        <w:jc w:val="both"/>
-      </w:pPr>
-      <w:r>
-        <w:t xml:space="preserve">konteks </w:t>
+        <w:t xml:space="preserve"> Bukti kelayakan \pi = (X, A, mp, schnorr) terhadap akar registri R (dipelihara peladen) dan konteks </w:t>
       </w:r>
       <w:r>
         <w:rPr>
@@ -889,15 +1086,7 @@
         <w:t>SIDESA-eligibility-v1|&lt;accountId&gt;|&lt;serviceType&gt;|&lt;nonce&gt;</w:t>
       </w:r>
       <w:r>
-        <w:t>:</w:t>
-      </w:r>
-    </w:p>
-    <w:p>
-      <w:pPr>
-        <w:pStyle w:val="ListNumber"/>
-      </w:pPr>
-      <w:r>
-        <w:t xml:space="preserve">hitung </w:t>
+        <w:t xml:space="preserve">: 1. hitung </w:t>
       </w:r>
       <w:r>
         <w:rPr>
@@ -908,15 +1097,7 @@
         <w:t>leaf = H_d(resident-leaf, X ‖ A)</w:t>
       </w:r>
       <w:r>
-        <w:t>;</w:t>
-      </w:r>
-    </w:p>
-    <w:p>
-      <w:pPr>
-        <w:pStyle w:val="ListNumber"/>
-      </w:pPr>
-      <w:r>
-        <w:t xml:space="preserve">terima hanya jika </w:t>
+        <w:t xml:space="preserve">; 2. terima hanya jika </w:t>
       </w:r>
       <w:r>
         <w:rPr>
@@ -938,23 +1119,7 @@
         <w:t>leaf</w:t>
       </w:r>
       <w:r>
-        <w:t xml:space="preserve"> terhadap R;</w:t>
-      </w:r>
-    </w:p>
-    <w:p>
-      <w:pPr>
-        <w:pStyle w:val="ListNumber"/>
-      </w:pPr>
-      <w:r>
-        <w:t>terima hanya jika bukti Schnorr sah atas konteks oleh X;</w:t>
-      </w:r>
-    </w:p>
-    <w:p>
-      <w:pPr>
-        <w:pStyle w:val="ListNumber"/>
-      </w:pPr>
-      <w:r>
-        <w:t xml:space="preserve">tolak bila </w:t>
+        <w:t xml:space="preserve"> terhadap R; 3. terima hanya jika bukti Schnorr sah atas konteks oleh X; 4. tolak bila </w:t>
       </w:r>
       <w:r>
         <w:rPr>
@@ -987,272 +1152,10 @@
     </w:p>
     <w:p>
       <w:pPr>
-        <w:pStyle w:val="Heading3"/>
+        <w:pStyle w:val="Heading2"/>
       </w:pPr>
       <w:r>
-        <w:t>4.3 Registri penduduk</w:t>
-      </w:r>
-    </w:p>
-    <w:p>
-      <w:pPr>
-        <w:jc w:val="both"/>
-      </w:pPr>
-      <w:r>
-        <w:t xml:space="preserve">Registri adalah pohon Merkle dari daun </w:t>
-      </w:r>
-      <w:r>
-        <w:rPr>
-          <w:rFonts w:ascii="Consolas" w:hAnsi="Consolas"/>
-          <w:color w:val="B03060"/>
-          <w:sz w:val="19"/>
-        </w:rPr>
-        <w:t>H_d(resident-leaf, X ‖ A)</w:t>
-      </w:r>
-      <w:r>
-        <w:t>, dengan penandaan ranah</w:t>
-      </w:r>
-    </w:p>
-    <w:p>
-      <w:pPr>
-        <w:jc w:val="both"/>
-      </w:pPr>
-      <w:r>
-        <w:t>daun/simpul untuk ketahanan pra-citra kedua. Berbeda dari versi lama, **akar tidak perlu ditandatangani</w:t>
-      </w:r>
-    </w:p>
-    <w:p>
-      <w:pPr>
-        <w:jc w:val="both"/>
-      </w:pPr>
-      <w:r>
-        <w:t>Kepala Desa**: tidak ada lagi pemverifikasi publik luring yang harus mempercayai akar secara mandiri;</w:t>
-      </w:r>
-    </w:p>
-    <w:p>
-      <w:pPr>
-        <w:jc w:val="both"/>
-      </w:pPr>
-      <w:r>
-        <w:t>kelayakan diverifikasi peladen pada saat pemesanan, sehingga peladen cukup menjadi pemelihara registri</w:t>
-      </w:r>
-    </w:p>
-    <w:p>
-      <w:pPr>
-        <w:jc w:val="both"/>
-      </w:pPr>
-      <w:r>
-        <w:t>berwenang. Pemutakhiran registri (penambahan/pencabutan penduduk) adalah aksi ber-otorisasi peran</w:t>
-      </w:r>
-    </w:p>
-    <w:p>
-      <w:pPr>
-        <w:jc w:val="both"/>
-      </w:pPr>
-      <w:r>
-        <w:t>OPERATOR/ADMIN yang dicatat pada log audit.</w:t>
-      </w:r>
-    </w:p>
-    <w:p>
-      <w:pPr>
-        <w:pStyle w:val="Heading3"/>
-      </w:pPr>
-      <w:r>
-        <w:t>4.4 Minimalisasi data dan privasi NIK</w:t>
-      </w:r>
-    </w:p>
-    <w:p>
-      <w:pPr>
-        <w:jc w:val="both"/>
-      </w:pPr>
-      <w:r>
-        <w:t xml:space="preserve">NIK diverifikasi </w:t>
-      </w:r>
-      <w:r>
-        <w:rPr>
-          <w:b/>
-        </w:rPr>
-        <w:t>secara fisik</w:t>
-      </w:r>
-      <w:r>
-        <w:t xml:space="preserve"> saat enrolment (petugas melihat kartu identitas) dan **tidak pernah</w:t>
-      </w:r>
-    </w:p>
-    <w:p>
-      <w:pPr>
-        <w:jc w:val="both"/>
-      </w:pPr>
-      <w:r>
-        <w:t xml:space="preserve">didigitalkan** dalam bukti apa pun. Peladen menyimpan hanya </w:t>
-      </w:r>
-      <w:r>
-        <w:rPr>
-          <w:rFonts w:ascii="Consolas" w:hAnsi="Consolas"/>
-          <w:color w:val="B03060"/>
-          <w:sz w:val="19"/>
-        </w:rPr>
-        <w:t>nikCommitment</w:t>
-      </w:r>
-      <w:r>
-        <w:t xml:space="preserve"> (nilai hash) untuk keperluan</w:t>
-      </w:r>
-    </w:p>
-    <w:p>
-      <w:pPr>
-        <w:jc w:val="both"/>
-      </w:pPr>
-      <w:r>
-        <w:t>audit dan pencegahan pendaftaran ganda, tidak untuk verifikasi kelayakan. Dengan demikian basis data</w:t>
-      </w:r>
-    </w:p>
-    <w:p>
-      <w:pPr>
-        <w:jc w:val="both"/>
-      </w:pPr>
-      <w:r>
-        <w:t>tidak pernah memuat NIK mentah (UU PDP).</w:t>
-      </w:r>
-    </w:p>
-    <w:p>
-      <w:pPr>
-        <w:pStyle w:val="Heading3"/>
-      </w:pPr>
-      <w:r>
-        <w:t>4.5 Format wire dan pemisahan domain</w:t>
-      </w:r>
-    </w:p>
-    <w:p>
-      <w:pPr>
-        <w:jc w:val="both"/>
-      </w:pPr>
-      <w:r>
-        <w:t>Kunci publik X direpresentasikan terkompresi 49 bita. Bukti Schnorr terdiri atas titik komitmen</w:t>
-      </w:r>
-    </w:p>
-    <w:p>
-      <w:pPr>
-        <w:jc w:val="both"/>
-      </w:pPr>
-      <w:r>
-        <w:t>terkompresi R (49 bita) dan skalar respons s (48 bita). Seluruh pencernaan hash memakai pemisahan</w:t>
-      </w:r>
-    </w:p>
-    <w:p>
-      <w:pPr>
-        <w:jc w:val="both"/>
-      </w:pPr>
-      <w:r>
-        <w:t>domain: masukan biner diberi awalan panjang 32-bit big-endian sebelum dirangkai; konteks berbasis untai</w:t>
-      </w:r>
-    </w:p>
-    <w:p>
-      <w:pPr>
-        <w:jc w:val="both"/>
-      </w:pPr>
-      <w:r>
-        <w:t>memakai penanda ranah berpembatas (</w:t>
-      </w:r>
-      <w:r>
-        <w:rPr>
-          <w:rFonts w:ascii="Consolas" w:hAnsi="Consolas"/>
-          <w:color w:val="B03060"/>
-          <w:sz w:val="19"/>
-        </w:rPr>
-        <w:t>SIDESA-*-v1|...</w:t>
-      </w:r>
-      <w:r>
-        <w:t>).</w:t>
-      </w:r>
-    </w:p>
-    <w:p>
-      <w:pPr>
-        <w:pStyle w:val="Heading3"/>
-      </w:pPr>
-      <w:r>
-        <w:t>4.6 Keterbatasan yang harus dinyatakan: kunci tidak lagi berbasis perangkat keras</w:t>
-      </w:r>
-    </w:p>
-    <w:p>
-      <w:pPr>
-        <w:jc w:val="both"/>
-      </w:pPr>
-      <w:r>
-        <w:t>Schnorr memerlukan akses langsung ke skalar x untuk menghitung s = k + c· x. Android</w:t>
-      </w:r>
-    </w:p>
-    <w:p>
-      <w:pPr>
-        <w:jc w:val="both"/>
-      </w:pPr>
-      <w:r>
-        <w:t>Keystore/StrongBox tidak pernah mengekspos skalar tersebut, sehingga kunci identitas kini disimpan pada</w:t>
-      </w:r>
-    </w:p>
-    <w:p>
-      <w:pPr>
-        <w:jc w:val="both"/>
-      </w:pPr>
-      <w:r>
-        <w:t>penyimpanan yang dapat diakses aplikasi (</w:t>
-      </w:r>
-      <w:r>
-        <w:rPr>
-          <w:rFonts w:ascii="Consolas" w:hAnsi="Consolas"/>
-          <w:color w:val="B03060"/>
-          <w:sz w:val="19"/>
-        </w:rPr>
-        <w:t>flutter_secure_storage</w:t>
-      </w:r>
-      <w:r>
-        <w:t>, boleh dibungkus Keystore namun tetap</w:t>
-      </w:r>
-    </w:p>
-    <w:p>
-      <w:pPr>
-        <w:jc w:val="both"/>
-      </w:pPr>
-      <w:r>
-        <w:t xml:space="preserve">dapat digunakan perangkat lunak), </w:t>
-      </w:r>
-      <w:r>
-        <w:rPr>
-          <w:b/>
-        </w:rPr>
-        <w:t>bukan</w:t>
-      </w:r>
-      <w:r>
-        <w:t xml:space="preserve"> terisolasi pada StrongBox dengan gerbang biometrik pada</w:t>
-      </w:r>
-    </w:p>
-    <w:p>
-      <w:pPr>
-        <w:jc w:val="both"/>
-      </w:pPr>
-      <w:r>
-        <w:t>operasi kriptografis. Biometrik tetap dapat mengunci akses aplikasi, tetapi kunci identitas tidak lagi</w:t>
-      </w:r>
-    </w:p>
-    <w:p>
-      <w:pPr>
-        <w:jc w:val="both"/>
-      </w:pPr>
-      <w:r>
-        <w:t>terkurung perangkat keras. Untuk aplikasi antrean tanpa penandatanganan dokumen, model ancamannya lebih</w:t>
-      </w:r>
-    </w:p>
-    <w:p>
-      <w:pPr>
-        <w:jc w:val="both"/>
-      </w:pPr>
-      <w:r>
-        <w:t>rendah: kunci yang dicuri hanya memungkinkan pemesanan antrean atas nama korban, bukan pemalsuan dokumen</w:t>
-      </w:r>
-    </w:p>
-    <w:p>
-      <w:pPr>
-        <w:jc w:val="both"/>
-      </w:pPr>
-      <w:r>
-        <w:t>resmi. Trade-off ini wajar tetapi wajib dilaporkan sebagai keterbatasan.</w:t>
+        <w:t xml:space="preserve"> 4.3 Registri penduduk</w:t>
       </w:r>
     </w:p>
     <w:p>
@@ -1260,218 +1163,68 @@
         <w:pStyle w:val="Heading2"/>
       </w:pPr>
       <w:r>
+        <w:t xml:space="preserve"> 4.4 Minimalisasi data dan privasi NIK</w:t>
+      </w:r>
+    </w:p>
+    <w:p>
+      <w:pPr>
+        <w:pStyle w:val="Heading2"/>
+      </w:pPr>
+      <w:r>
+        <w:t xml:space="preserve"> 4.5 Format wire dan pemisahan domain</w:t>
+      </w:r>
+    </w:p>
+    <w:p>
+      <w:pPr>
+        <w:pStyle w:val="Heading2"/>
+      </w:pPr>
+      <w:r>
+        <w:t xml:space="preserve"> 4.6 Keterbatasan yang harus dinyatakan: kunci tidak lagi berbasis perangkat keras</w:t>
+      </w:r>
+    </w:p>
+    <w:p>
+      <w:pPr>
+        <w:pStyle w:val="Heading1"/>
+      </w:pPr>
+      <w:r>
         <w:t>5. Fitur Produk</w:t>
       </w:r>
     </w:p>
     <w:p>
       <w:pPr>
-        <w:pStyle w:val="Heading3"/>
+        <w:pStyle w:val="Heading2"/>
       </w:pPr>
       <w:r>
-        <w:t>5.1 Warga</w:t>
-      </w:r>
-    </w:p>
-    <w:p>
-      <w:pPr>
-        <w:pStyle w:val="ListBullet"/>
-      </w:pPr>
-      <w:r>
-        <w:rPr>
-          <w:b/>
-        </w:rPr>
-        <w:t>Kelayakan sekali-set</w:t>
-      </w:r>
-      <w:r>
-        <w:t>: setelah enrolment, perangkat menyimpan x dan atribut untuk membentuk bukti</w:t>
-      </w:r>
-    </w:p>
-    <w:p>
-      <w:pPr>
-        <w:jc w:val="both"/>
-      </w:pPr>
-      <w:r>
-        <w:t>kelayakan saat memesan.</w:t>
-      </w:r>
-    </w:p>
-    <w:p>
-      <w:pPr>
-        <w:pStyle w:val="ListBullet"/>
-      </w:pPr>
-      <w:r>
-        <w:rPr>
-          <w:b/>
-        </w:rPr>
-        <w:t>Pesan janji temu / ambil antrean</w:t>
-      </w:r>
-      <w:r>
-        <w:t>: pilih jenis layanan (mis. konsultasi, pengaduan, keperluan yang</w:t>
-      </w:r>
-    </w:p>
-    <w:p>
-      <w:pPr>
-        <w:jc w:val="both"/>
-      </w:pPr>
-      <w:r>
-        <w:t xml:space="preserve">perlu tatap muka Kepala Desa) dan tanggal/slot; sistem menerbitkan </w:t>
-      </w:r>
-      <w:r>
-        <w:rPr>
-          <w:b/>
-        </w:rPr>
-        <w:t>nomor antrean</w:t>
-      </w:r>
-      <w:r>
-        <w:t xml:space="preserve"> setelah gerbang</w:t>
-      </w:r>
-    </w:p>
-    <w:p>
-      <w:pPr>
-        <w:jc w:val="both"/>
-      </w:pPr>
-      <w:r>
-        <w:t>kelayakan lolos.</w:t>
-      </w:r>
-    </w:p>
-    <w:p>
-      <w:pPr>
-        <w:pStyle w:val="ListBullet"/>
-      </w:pPr>
-      <w:r>
-        <w:rPr>
-          <w:b/>
-        </w:rPr>
-        <w:t>Status antrean real-time</w:t>
-      </w:r>
-      <w:r>
-        <w:t>: nomor yang sedang dilayani, posisi giliran, estimasi waktu tunggu.</w:t>
-      </w:r>
-    </w:p>
-    <w:p>
-      <w:pPr>
-        <w:pStyle w:val="ListBullet"/>
-      </w:pPr>
-      <w:r>
-        <w:rPr>
-          <w:b/>
-        </w:rPr>
-        <w:t>Notifikasi</w:t>
-      </w:r>
-      <w:r>
-        <w:t xml:space="preserve"> (memakai kembali infrastruktur FCM yang telah dibangun): "giliran Anda sebentar lagi",</w:t>
-      </w:r>
-    </w:p>
-    <w:p>
-      <w:pPr>
-        <w:jc w:val="both"/>
-      </w:pPr>
-      <w:r>
-        <w:t>konfirmasi/pembatalan jadwal.</w:t>
-      </w:r>
-    </w:p>
-    <w:p>
-      <w:pPr>
-        <w:pStyle w:val="ListBullet"/>
-      </w:pPr>
-      <w:r>
-        <w:rPr>
-          <w:b/>
-        </w:rPr>
-        <w:t>Check-in</w:t>
-      </w:r>
-      <w:r>
-        <w:t xml:space="preserve"> saat tiba di kantor desa.</w:t>
-      </w:r>
-    </w:p>
-    <w:p>
-      <w:pPr>
-        <w:pStyle w:val="ListBullet"/>
-      </w:pPr>
-      <w:r>
-        <w:rPr>
-          <w:b/>
-        </w:rPr>
-        <w:t>Riwayat</w:t>
-      </w:r>
-      <w:r>
-        <w:t xml:space="preserve"> kunjungan dan janji temu.</w:t>
-      </w:r>
-    </w:p>
-    <w:p>
-      <w:pPr>
-        <w:pStyle w:val="Heading3"/>
-      </w:pPr>
-      <w:r>
-        <w:t>5.2 Operator</w:t>
-      </w:r>
-    </w:p>
-    <w:p>
-      <w:pPr>
-        <w:pStyle w:val="ListBullet"/>
-      </w:pPr>
-      <w:r>
-        <w:t>Kelola slot dan kuota harian per jenis layanan.</w:t>
-      </w:r>
-    </w:p>
-    <w:p>
-      <w:pPr>
-        <w:pStyle w:val="ListBullet"/>
-      </w:pPr>
-      <w:r>
-        <w:t xml:space="preserve">Papan antrean: panggil berikutnya, tandai </w:t>
-      </w:r>
-      <w:r>
-        <w:rPr>
-          <w:b/>
-        </w:rPr>
-        <w:t>dilayani / tidak hadir</w:t>
-      </w:r>
-      <w:r>
-        <w:t>, lewati.</w:t>
-      </w:r>
-    </w:p>
-    <w:p>
-      <w:pPr>
-        <w:pStyle w:val="ListBullet"/>
-      </w:pPr>
-      <w:r>
-        <w:t>Terbitkan kode enrolment setelah verifikasi kartu identitas.</w:t>
-      </w:r>
-    </w:p>
-    <w:p>
-      <w:pPr>
-        <w:pStyle w:val="ListBullet"/>
-      </w:pPr>
-      <w:r>
-        <w:t>Kelola registri penduduk (tambah/cabut daun) dengan pencatatan audit.</w:t>
-      </w:r>
-    </w:p>
-    <w:p>
-      <w:pPr>
-        <w:pStyle w:val="Heading3"/>
-      </w:pPr>
-      <w:r>
-        <w:t>5.3 Kepala Desa</w:t>
-      </w:r>
-    </w:p>
-    <w:p>
-      <w:pPr>
-        <w:pStyle w:val="ListBullet"/>
-      </w:pPr>
-      <w:r>
-        <w:t>Melihat agenda pertemuan harian dan ringkasan antrean. Tidak memegang kunci privat dan tidak</w:t>
-      </w:r>
-    </w:p>
-    <w:p>
-      <w:pPr>
-        <w:jc w:val="both"/>
-      </w:pPr>
-      <w:r>
-        <w:t>menandatangani apa pun di aplikasi.</w:t>
+        <w:t xml:space="preserve"> 5.1 Warga</w:t>
       </w:r>
     </w:p>
     <w:p>
       <w:pPr>
         <w:pStyle w:val="Heading2"/>
+      </w:pPr>
+      <w:r>
+        <w:t xml:space="preserve"> 5.2 Operator</w:t>
+      </w:r>
+    </w:p>
+    <w:p>
+      <w:pPr>
+        <w:pStyle w:val="Heading2"/>
+      </w:pPr>
+      <w:r>
+        <w:t xml:space="preserve"> 5.3 Penampil Publik di Kantor Desa</w:t>
+      </w:r>
+    </w:p>
+    <w:p>
+      <w:pPr>
+        <w:pStyle w:val="Heading2"/>
+      </w:pPr>
+      <w:r>
+        <w:t xml:space="preserve"> 5.4 Kepala Desa</w:t>
+      </w:r>
+    </w:p>
+    <w:p>
+      <w:pPr>
+        <w:pStyle w:val="Heading1"/>
       </w:pPr>
       <w:r>
         <w:t>6. Model Data (perubahan Prisma)</w:t>
@@ -1532,15 +1285,7 @@
         <w:t>LetterStatus</w:t>
       </w:r>
       <w:r>
-        <w:t>, dan jalur verifikasi publik</w:t>
-      </w:r>
-    </w:p>
-    <w:p>
-      <w:pPr>
-        <w:jc w:val="both"/>
-      </w:pPr>
-      <w:r>
-        <w:t>(</w:t>
+        <w:t>, dan jalur verifikasi publik (</w:t>
       </w:r>
       <w:r>
         <w:rPr>
@@ -1620,13 +1365,8 @@
         <w:t>displayName</w:t>
       </w:r>
       <w:r>
-        <w:t>,</w:t>
+        <w:t xml:space="preserve">, </w:t>
       </w:r>
-    </w:p>
-    <w:p>
-      <w:pPr>
-        <w:jc w:val="both"/>
-      </w:pPr>
       <w:r>
         <w:rPr>
           <w:rFonts w:ascii="Consolas" w:hAnsi="Consolas"/>
@@ -1691,13 +1431,8 @@
         <w:t>EnrollmentCode</w:t>
       </w:r>
       <w:r>
-        <w:t>,</w:t>
+        <w:t xml:space="preserve">, </w:t>
       </w:r>
-    </w:p>
-    <w:p>
-      <w:pPr>
-        <w:jc w:val="both"/>
-      </w:pPr>
       <w:r>
         <w:rPr>
           <w:rFonts w:ascii="Consolas" w:hAnsi="Consolas"/>
@@ -1743,7 +1478,7 @@
         <w:t>Diubah/diperluas:</w:t>
       </w:r>
       <w:r>
-        <w:t xml:space="preserve"> model antrean. </w:t>
+        <w:t xml:space="preserve"> model antrean berbasis slot. </w:t>
       </w:r>
       <w:r>
         <w:rPr>
@@ -1762,27 +1497,19 @@
           <w:color w:val="B03060"/>
           <w:sz w:val="19"/>
         </w:rPr>
-        <w:t>QueueTicket</w:t>
+        <w:t>Appointment</w:t>
       </w:r>
       <w:r>
-        <w:t xml:space="preserve"> dengan medan:</w:t>
-      </w:r>
-    </w:p>
-    <w:p>
-      <w:pPr>
-        <w:jc w:val="both"/>
-      </w:pPr>
-      <w:r>
-        <w:t xml:space="preserve">jenis layanan, tanggal, </w:t>
+        <w:t xml:space="preserve"> dengan medan: tanggal, </w:t>
       </w:r>
       <w:r>
         <w:rPr>
           <w:b/>
         </w:rPr>
-        <w:t>nomor antrean harian</w:t>
+        <w:t>slot waktu</w:t>
       </w:r>
       <w:r>
-        <w:t>, status (</w:t>
+        <w:t xml:space="preserve"> yang diklaim, nomor urut harian, asal pemesanan (</w:t>
       </w:r>
       <w:r>
         <w:rPr>
@@ -1790,7 +1517,29 @@
           <w:color w:val="B03060"/>
           <w:sz w:val="19"/>
         </w:rPr>
-        <w:t>WAITING</w:t>
+        <w:t>APP</w:t>
+      </w:r>
+      <w:r>
+        <w:t xml:space="preserve"> atau </w:t>
+      </w:r>
+      <w:r>
+        <w:rPr>
+          <w:rFonts w:ascii="Consolas" w:hAnsi="Consolas"/>
+          <w:color w:val="B03060"/>
+          <w:sz w:val="19"/>
+        </w:rPr>
+        <w:t>WALK_IN</w:t>
+      </w:r>
+      <w:r>
+        <w:t>), status (</w:t>
+      </w:r>
+      <w:r>
+        <w:rPr>
+          <w:rFonts w:ascii="Consolas" w:hAnsi="Consolas"/>
+          <w:color w:val="B03060"/>
+          <w:sz w:val="19"/>
+        </w:rPr>
+        <w:t>BOOKED</w:t>
       </w:r>
       <w:r>
         <w:t xml:space="preserve"> → </w:t>
@@ -1826,13 +1575,8 @@
         <w:t>NO_SHOW</w:t>
       </w:r>
       <w:r>
-        <w:t xml:space="preserve"> /</w:t>
+        <w:t xml:space="preserve"> / </w:t>
       </w:r>
-    </w:p>
-    <w:p>
-      <w:pPr>
-        <w:jc w:val="both"/>
-      </w:pPr>
       <w:r>
         <w:rPr>
           <w:rFonts w:ascii="Consolas" w:hAnsi="Consolas"/>
@@ -1842,7 +1586,7 @@
         <w:t>CANCELLED</w:t>
       </w:r>
       <w:r>
-        <w:t xml:space="preserve">), token check-in, dan stempel waktu transisi. Ditambah konfigurasi </w:t>
+        <w:t xml:space="preserve"> / </w:t>
       </w:r>
       <w:r>
         <w:rPr>
@@ -1850,10 +1594,21 @@
           <w:color w:val="B03060"/>
           <w:sz w:val="19"/>
         </w:rPr>
-        <w:t>ServiceType</w:t>
+        <w:t>RESCHEDULE_SUGGESTED</w:t>
       </w:r>
       <w:r>
-        <w:t xml:space="preserve"> dan kuota</w:t>
+        <w:t xml:space="preserve">), token check-in, dan stempel waktu transisi. Ditambah entitas </w:t>
+      </w:r>
+      <w:r>
+        <w:rPr>
+          <w:rFonts w:ascii="Consolas" w:hAnsi="Consolas"/>
+          <w:color w:val="B03060"/>
+          <w:sz w:val="19"/>
+        </w:rPr>
+        <w:t>Slot</w:t>
+      </w:r>
+      <w:r>
+        <w:t xml:space="preserve"> yang merepresentasikan satu satuan waktu layanan pada satu tanggal beserta penanda tersedia, diklaim, atau ditutup.</w:t>
       </w:r>
     </w:p>
     <w:p>
@@ -1861,7 +1616,40 @@
         <w:jc w:val="both"/>
       </w:pPr>
       <w:r>
-        <w:t>slot harian.</w:t>
+        <w:t xml:space="preserve">Slot menjadi satuan penjadwalan sekaligus satuan kuota, sehingga tidak diperlukan kuota harian terpisah. Walk-in direkam sebagai </w:t>
+      </w:r>
+      <w:r>
+        <w:rPr>
+          <w:rFonts w:ascii="Consolas" w:hAnsi="Consolas"/>
+          <w:color w:val="B03060"/>
+          <w:sz w:val="19"/>
+        </w:rPr>
+        <w:t>Appointment</w:t>
+      </w:r>
+      <w:r>
+        <w:t xml:space="preserve"> dengan asal </w:t>
+      </w:r>
+      <w:r>
+        <w:rPr>
+          <w:rFonts w:ascii="Consolas" w:hAnsi="Consolas"/>
+          <w:color w:val="B03060"/>
+          <w:sz w:val="19"/>
+        </w:rPr>
+        <w:t>WALK_IN</w:t>
+      </w:r>
+      <w:r>
+        <w:t xml:space="preserve"> yang mengklaim slot kosong, sehingga prioritas pemesan aplikasi terjaga secara struktural: slot yang telah diklaim melalui aplikasi tidak dapat diambil alih. Penutupan slot karena kegiatan insidental Kepala Desa menandai slot sebagai ditutup dan memindahkan janji temu terdampak ke status </w:t>
+      </w:r>
+      <w:r>
+        <w:rPr>
+          <w:rFonts w:ascii="Consolas" w:hAnsi="Consolas"/>
+          <w:color w:val="B03060"/>
+          <w:sz w:val="19"/>
+        </w:rPr>
+        <w:t>RESCHEDULE_SUGGESTED</w:t>
+      </w:r>
+      <w:r>
+        <w:t xml:space="preserve"> beserta usulan slot pengganti.</w:t>
       </w:r>
     </w:p>
     <w:p>
@@ -1886,15 +1674,7 @@
         <w:t>migrate diff --script</w:t>
       </w:r>
       <w:r>
-        <w:t xml:space="preserve"> → folder migrasi baru</w:t>
-      </w:r>
-    </w:p>
-    <w:p>
-      <w:pPr>
-        <w:jc w:val="both"/>
-      </w:pPr>
-      <w:r>
-        <w:t xml:space="preserve">→ </w:t>
+        <w:t xml:space="preserve"> → folder migrasi baru → </w:t>
       </w:r>
       <w:r>
         <w:rPr>
@@ -1921,7 +1701,7 @@
     </w:p>
     <w:p>
       <w:pPr>
-        <w:pStyle w:val="Heading2"/>
+        <w:pStyle w:val="Heading1"/>
       </w:pPr>
       <w:r>
         <w:t>7. Perubahan pada Pustaka Kripto</w:t>
@@ -1949,23 +1729,7 @@
         <w:t>schnorr.ts</w:t>
       </w:r>
       <w:r>
-        <w:t xml:space="preserve"> (TypeScript) untuk auth, enrolment, dan kelayakan;</w:t>
-      </w:r>
-    </w:p>
-    <w:p>
-      <w:pPr>
-        <w:jc w:val="both"/>
-      </w:pPr>
-      <w:r>
-        <w:t>padanannya ditambahkan pada sisi Dart agar interoperabel (perangkat membentuk bukti, peladen</w:t>
-      </w:r>
-    </w:p>
-    <w:p>
-      <w:pPr>
-        <w:jc w:val="both"/>
-      </w:pPr>
-      <w:r>
-        <w:t>memverifikasi).</w:t>
+        <w:t xml:space="preserve"> (TypeScript) untuk auth, enrolment, dan kelayakan; padanannya ditambahkan pada sisi Dart agar interoperabel (perangkat membentuk bukti, peladen memverifikasi).</w:t>
       </w:r>
     </w:p>
     <w:p>
@@ -1990,15 +1754,7 @@
         <w:t>eligibility.ts</w:t>
       </w:r>
       <w:r>
-        <w:t xml:space="preserve"> — komponen kepemilikan dari tanda tangan ECDSA-atas-konteks menjadi bukti</w:t>
-      </w:r>
-    </w:p>
-    <w:p>
-      <w:pPr>
-        <w:jc w:val="both"/>
-      </w:pPr>
-      <w:r>
-        <w:t xml:space="preserve">Schnorr atas konteks; </w:t>
+        <w:t xml:space="preserve"> — komponen kepemilikan dari tanda tangan ECDSA-atas-konteks menjadi bukti Schnorr atas konteks; </w:t>
       </w:r>
       <w:r>
         <w:rPr>
@@ -2034,15 +1790,7 @@
         <w:t>ecdsa.ts</w:t>
       </w:r>
       <w:r>
-        <w:t xml:space="preserve"> (TypeScript dan Dart) beserta seluruh pemakaiannya pada auth</w:t>
-      </w:r>
-    </w:p>
-    <w:p>
-      <w:pPr>
-        <w:jc w:val="both"/>
-      </w:pPr>
-      <w:r>
-        <w:t>(</w:t>
+        <w:t xml:space="preserve"> (TypeScript dan Dart) beserta seluruh pemakaiannya pada auth (</w:t>
       </w:r>
       <w:r>
         <w:rPr>
@@ -2064,15 +1812,7 @@
         <w:t>enroll.service</w:t>
       </w:r>
       <w:r>
-        <w:t>), dan penandatanganan surat (dihapus bersama subsistem</w:t>
-      </w:r>
-    </w:p>
-    <w:p>
-      <w:pPr>
-        <w:jc w:val="both"/>
-      </w:pPr>
-      <w:r>
-        <w:t>surat).</w:t>
+        <w:t>), dan penandatanganan surat (dihapus bersama subsistem surat).</w:t>
       </w:r>
     </w:p>
     <w:p>
@@ -2086,15 +1826,7 @@
         <w:t>Interoperabilitas lintas bahasa</w:t>
       </w:r>
       <w:r>
-        <w:t xml:space="preserve"> tetap dijaga melalui vektor uji: bukti Schnorr yang dibentuk Dart</w:t>
-      </w:r>
-    </w:p>
-    <w:p>
-      <w:pPr>
-        <w:jc w:val="both"/>
-      </w:pPr>
-      <w:r>
-        <w:t xml:space="preserve">diverifikasi </w:t>
+        <w:t xml:space="preserve"> tetap dijaga melalui vektor uji: bukti Schnorr yang dibentuk Dart diverifikasi </w:t>
       </w:r>
       <w:r>
         <w:rPr>
@@ -2110,7 +1842,7 @@
     </w:p>
     <w:p>
       <w:pPr>
-        <w:pStyle w:val="Heading2"/>
+        <w:pStyle w:val="Heading1"/>
       </w:pPr>
       <w:r>
         <w:t>8. Sifat Keamanan dan Model Ancaman</w:t>
@@ -2127,15 +1859,7 @@
         <w:t>Kelayakan tak sah ditolak</w:t>
       </w:r>
       <w:r>
-        <w:t>: bukan-anggota registri gagal pada keanggotaan Merkle; peniru yang</w:t>
-      </w:r>
-    </w:p>
-    <w:p>
-      <w:pPr>
-        <w:jc w:val="both"/>
-      </w:pPr>
-      <w:r>
-        <w:t>menyalin X gagal pada bukti Schnorr karena tak menguasai x.</w:t>
+        <w:t>: bukan-anggota registri gagal pada keanggotaan Merkle; peniru yang menyalin X gagal pada bukti Schnorr karena tak menguasai x.</w:t>
       </w:r>
     </w:p>
     <w:p>
@@ -2202,15 +1926,7 @@
         <w:t>Keterbatasan privasi</w:t>
       </w:r>
       <w:r>
-        <w:t>: sistem pseudonim, bukan anonim penuh — X terungkap sehingga pemesanan dari</w:t>
-      </w:r>
-    </w:p>
-    <w:p>
-      <w:pPr>
-        <w:jc w:val="both"/>
-      </w:pPr>
-      <w:r>
-        <w:t>akun yang sama dapat ditautkan. Ini konsisten dengan pilihan "identified".</w:t>
+        <w:t>: sistem pseudonim, bukan anonim penuh — X terungkap sehingga pemesanan dari akun yang sama dapat ditautkan. Ini konsisten dengan pilihan "identified".</w:t>
       </w:r>
     </w:p>
     <w:p>
@@ -2224,7 +1940,15 @@
         <w:t>Audit</w:t>
       </w:r>
       <w:r>
-        <w:t>: aksi sensitif (terbit/klaim kode, ubah registri, kelola antrean) dicatat pada log audit</w:t>
+        <w:t>: aksi sensitif (terbit/klaim kode, ubah registri, kelola antrean) dicatat pada log audit berantai-hash.</w:t>
+      </w:r>
+    </w:p>
+    <w:p>
+      <w:pPr>
+        <w:pStyle w:val="Heading1"/>
+      </w:pPr>
+      <w:r>
+        <w:t>9. Kepatuhan</w:t>
       </w:r>
     </w:p>
     <w:p>
@@ -2232,68 +1956,21 @@
         <w:jc w:val="both"/>
       </w:pPr>
       <w:r>
-        <w:t>berantai-hash.</w:t>
+        <w:t xml:space="preserve">Keputusan Kepala BSSN Nomor 443 Tahun 2025 mengatur algoritma tanda tangan dan enkripsi. Karena aplikasi tidak lagi memproduksi tanda tangan teregulasi, narasi kepatuhan bergeser: </w:t>
+      </w:r>
+      <w:r>
+        <w:rPr>
+          <w:b/>
+        </w:rPr>
+        <w:t>tidak ada tanda tangan teregulasi yang diproduksi aplikasi</w:t>
+      </w:r>
+      <w:r>
+        <w:t>; kelayakan memakai ZKP di atas grup kurva P-384 dan fungsi hash SHA-384; enkripsi data saat diam (bila ada) memakai AES-256. Pergeseran ini telah dikonfirmasi: Kepka 443 tetap dipakai sebagai dasar pemilihan algoritma, sedangkan klaim mengenai kekuatan hukum tanda tangan elektronik dihapus karena aplikasi memang tidak lagi memproduksinya.</w:t>
       </w:r>
     </w:p>
     <w:p>
       <w:pPr>
-        <w:pStyle w:val="Heading2"/>
-      </w:pPr>
-      <w:r>
-        <w:t>9. Kepatuhan (perlu validasi ke dosen/BSSN)</w:t>
-      </w:r>
-    </w:p>
-    <w:p>
-      <w:pPr>
-        <w:jc w:val="both"/>
-      </w:pPr>
-      <w:r>
-        <w:t>Keputusan Kepala BSSN Nomor 443 Tahun 2025 mengatur algoritma tanda tangan dan enkripsi. Karena aplikasi</w:t>
-      </w:r>
-    </w:p>
-    <w:p>
-      <w:pPr>
-        <w:jc w:val="both"/>
-      </w:pPr>
-      <w:r>
-        <w:t>tidak lagi memproduksi tanda tangan teregulasi, narasi kepatuhan bergeser: **tidak ada tanda tangan</w:t>
-      </w:r>
-    </w:p>
-    <w:p>
-      <w:pPr>
-        <w:jc w:val="both"/>
-      </w:pPr>
-      <w:r>
-        <w:t>teregulasi yang diproduksi aplikasi**; kelayakan memakai ZKP di atas grup kurva P-384 dan fungsi hash</w:t>
-      </w:r>
-    </w:p>
-    <w:p>
-      <w:pPr>
-        <w:jc w:val="both"/>
-      </w:pPr>
-      <w:r>
-        <w:t>SHA-384; enkripsi data saat diam (bila ada) memakai AES-256. Pergeseran ini wajar, tetapi **harus</w:t>
-      </w:r>
-    </w:p>
-    <w:p>
-      <w:pPr>
-        <w:jc w:val="both"/>
-      </w:pPr>
-      <w:r>
-        <w:t>dikonfirmasi** kepada dosen pembimbing agar tidak dianggap keluar dari kerangka kepatuhan yang selama ini</w:t>
-      </w:r>
-    </w:p>
-    <w:p>
-      <w:pPr>
-        <w:jc w:val="both"/>
-      </w:pPr>
-      <w:r>
-        <w:t>menjadi identitas proyek.</w:t>
-      </w:r>
-    </w:p>
-    <w:p>
-      <w:pPr>
-        <w:pStyle w:val="Heading2"/>
+        <w:pStyle w:val="Heading1"/>
       </w:pPr>
       <w:r>
         <w:t>10. Strategi Pengujian</w:t>
@@ -2304,23 +1981,7 @@
         <w:pStyle w:val="ListBullet"/>
       </w:pPr>
       <w:r>
-        <w:t>Kripto: pengujian positif dan negatif untuk bukti Schnorr pada tiap gerbang (pemalsuan tanpa rahasia</w:t>
-      </w:r>
-    </w:p>
-    <w:p>
-      <w:pPr>
-        <w:jc w:val="both"/>
-      </w:pPr>
-      <w:r>
-        <w:t>ditolak, respons dirusak ditolak, konteks berbeda ditolak), keanggotaan Merkle, dan uji</w:t>
-      </w:r>
-    </w:p>
-    <w:p>
-      <w:pPr>
-        <w:jc w:val="both"/>
-      </w:pPr>
-      <w:r>
-        <w:t>interoperabilitas lintas bahasa Dart→TypeScript.</w:t>
+        <w:t>Kripto: pengujian positif dan negatif untuk bukti Schnorr pada tiap gerbang (pemalsuan tanpa rahasia ditolak, respons dirusak ditolak, konteks berbeda ditolak), keanggotaan Merkle, dan uji interoperabilitas lintas bahasa Dart→TypeScript.</w:t>
       </w:r>
     </w:p>
     <w:p>
@@ -2328,23 +1989,7 @@
         <w:pStyle w:val="ListBullet"/>
       </w:pPr>
       <w:r>
-        <w:t>Peladen: e2e alur warga (enrolment Schnorr → login Schnorr → pesan antrean dengan bukti kelayakan →</w:t>
-      </w:r>
-    </w:p>
-    <w:p>
-      <w:pPr>
-        <w:jc w:val="both"/>
-      </w:pPr>
-      <w:r>
-        <w:t>operator memanggil → dilayani), termasuk uji negatif (bukan-anggota ditolak, nonce dipakai ulang</w:t>
-      </w:r>
-    </w:p>
-    <w:p>
-      <w:pPr>
-        <w:jc w:val="both"/>
-      </w:pPr>
-      <w:r>
-        <w:t>ditolak, lintas peran ditolak).</w:t>
+        <w:t>Peladen: e2e alur warga (enrolment Schnorr → login Schnorr → pesan antrean dengan bukti kelayakan → operator memanggil → dilayani), termasuk uji negatif (bukan-anggota ditolak, nonce dipakai ulang ditolak, lintas peran ditolak).</w:t>
       </w:r>
     </w:p>
     <w:p>
@@ -2357,7 +2002,7 @@
     </w:p>
     <w:p>
       <w:pPr>
-        <w:pStyle w:val="Heading2"/>
+        <w:pStyle w:val="Heading1"/>
       </w:pPr>
       <w:r>
         <w:t>11. Dampak terhadap Basis Kode Saat Ini</w:t>
@@ -2385,15 +2030,7 @@
         <w:t>letters/</w:t>
       </w:r>
       <w:r>
-        <w:t>), verifikasi publik, template surat; layar surat pada</w:t>
-      </w:r>
-    </w:p>
-    <w:p>
-      <w:pPr>
-        <w:jc w:val="both"/>
-      </w:pPr>
-      <w:r>
-        <w:t>aplikasi; render PDF (</w:t>
+        <w:t>), verifikasi publik, template surat; layar surat pada aplikasi; render PDF (</w:t>
       </w:r>
       <w:r>
         <w:rPr>
@@ -2462,15 +2099,7 @@
         <w:t>eligibility</w:t>
       </w:r>
       <w:r>
-        <w:t xml:space="preserve"> (ECDSA → Schnorr); Session pada</w:t>
-      </w:r>
-    </w:p>
-    <w:p>
-      <w:pPr>
-        <w:jc w:val="both"/>
-      </w:pPr>
-      <w:r>
-        <w:t>aplikasi (login/enrol/pesan memakai bukti Schnorr); skema Prisma (hapus surat, tambah antrean).</w:t>
+        <w:t xml:space="preserve"> (ECDSA → Schnorr); Session pada aplikasi (login/enrol/pesan memakai bukti Schnorr); skema Prisma (hapus surat, tambah antrean).</w:t>
       </w:r>
     </w:p>
     <w:p>
@@ -2484,15 +2113,7 @@
         <w:t>Ditambah:</w:t>
       </w:r>
       <w:r>
-        <w:t xml:space="preserve"> subsistem antrean (model, service, controller, layar warga dan operator); padanan Schnorr</w:t>
-      </w:r>
-    </w:p>
-    <w:p>
-      <w:pPr>
-        <w:jc w:val="both"/>
-      </w:pPr>
-      <w:r>
-        <w:t>pada sisi Dart.</w:t>
+        <w:t xml:space="preserve"> subsistem antrean (model, service, controller, layar warga dan operator); padanan Schnorr pada sisi Dart.</w:t>
       </w:r>
     </w:p>
     <w:p>
@@ -2506,20 +2127,12 @@
         <w:t>Dipertahankan utuh:</w:t>
       </w:r>
       <w:r>
-        <w:t xml:space="preserve"> registri Merkle, enrolment Model B (kode operator), notifikasi FCM, log audit,</w:t>
+        <w:t xml:space="preserve"> registri Merkle, enrolment Model B (kode operator), notifikasi FCM, log audit, pembatasan laju, validasi masukan.</w:t>
       </w:r>
     </w:p>
     <w:p>
       <w:pPr>
-        <w:jc w:val="both"/>
-      </w:pPr>
-      <w:r>
-        <w:t>pembatasan laju, validasi masukan.</w:t>
-      </w:r>
-    </w:p>
-    <w:p>
-      <w:pPr>
-        <w:pStyle w:val="Heading2"/>
+        <w:pStyle w:val="Heading1"/>
       </w:pPr>
       <w:r>
         <w:t>12. Pekerjaan yang Menyusul (fase implementasi)</w:t>
@@ -2530,7 +2143,15 @@
         <w:jc w:val="both"/>
       </w:pPr>
       <w:r>
-        <w:t>Dituangkan menjadi rencana implementasi tersendiri (skill writing-plans) setelah spec ini disetujui dan</w:t>
+        <w:t>Dituangkan menjadi rencana implementasi tersendiri (skill writing-plans) setelah spec ini disetujui dan divalidasi ke dosen. Urutan yang disarankan: (1) hidupkan Schnorr lintas bahasa + uji interop; (2) migrasikan auth &amp; enrolment ke Schnorr; (3) migrasikan kelayakan ke Schnorr; (4) hapus subsistem surat + kunci hardware; (5) bangun subsistem antrean; (6) sambungkan notifikasi antrean ke FCM.</w:t>
+      </w:r>
+    </w:p>
+    <w:p>
+      <w:pPr>
+        <w:pStyle w:val="Heading1"/>
+      </w:pPr>
+      <w:r>
+        <w:t>13. Pertanyaan Terbuka</w:t>
       </w:r>
     </w:p>
     <w:p>
@@ -2538,31 +2159,7 @@
         <w:jc w:val="both"/>
       </w:pPr>
       <w:r>
-        <w:t>divalidasi ke dosen. Urutan yang disarankan: (1) hidupkan Schnorr lintas bahasa + uji interop; (2)</w:t>
-      </w:r>
-    </w:p>
-    <w:p>
-      <w:pPr>
-        <w:jc w:val="both"/>
-      </w:pPr>
-      <w:r>
-        <w:t>migrasikan auth &amp; enrolment ke Schnorr; (3) migrasikan kelayakan ke Schnorr; (4) hapus subsistem surat +</w:t>
-      </w:r>
-    </w:p>
-    <w:p>
-      <w:pPr>
-        <w:jc w:val="both"/>
-      </w:pPr>
-      <w:r>
-        <w:t>kunci hardware; (5) bangun subsistem antrean; (6) sambungkan notifikasi antrean ke FCM.</w:t>
-      </w:r>
-    </w:p>
-    <w:p>
-      <w:pPr>
-        <w:pStyle w:val="Heading2"/>
-      </w:pPr>
-      <w:r>
-        <w:t>13. Pertanyaan Terbuka / Butuh Validasi</w:t>
+        <w:t>Pertanyaan penentu arsitektur telah terjawab dan dicatat pada Subbagian 1.2. Yang tersisa bersifat konfigurasi atau operasional, sehingga dapat ditetapkan menjelang penggelaran tanpa mengubah rancangan.</w:t>
       </w:r>
     </w:p>
     <w:p>
@@ -2570,7 +2167,7 @@
         <w:pStyle w:val="ListBullet"/>
       </w:pPr>
       <w:r>
-        <w:t>Konfirmasi kepatuhan Kepka 443 pada model tanpa tanda tangan (Bagian 9).</w:t>
+        <w:t>Panjang satu slot dan jumlah slot per hari layanan.</w:t>
       </w:r>
     </w:p>
     <w:p>
@@ -2578,7 +2175,7 @@
         <w:pStyle w:val="ListBullet"/>
       </w:pPr>
       <w:r>
-        <w:t>Apakah biometrik tetap dipertahankan sebagai kunci akses aplikasi meski bukan gerbang kripto.</w:t>
+        <w:t>Hari dan jam layanan, termasuk hari libur desa di luar libur nasional.</w:t>
       </w:r>
     </w:p>
     <w:p>
@@ -2586,18 +2183,7 @@
         <w:pStyle w:val="ListBullet"/>
       </w:pPr>
       <w:r>
-        <w:t>Daftar jenis layanan (</w:t>
-      </w:r>
-      <w:r>
-        <w:rPr>
-          <w:rFonts w:ascii="Consolas" w:hAnsi="Consolas"/>
-          <w:color w:val="B03060"/>
-          <w:sz w:val="19"/>
-        </w:rPr>
-        <w:t>ServiceType</w:t>
-      </w:r>
-      <w:r>
-        <w:t>) dan kuota slot per hari — kebutuhan dari perangkat desa.</w:t>
+        <w:t>Apakah biometrik tetap dipertahankan sebagai kunci akses aplikasi meski bukan gerbang kriptografis.</w:t>
       </w:r>
     </w:p>
     <w:p>
@@ -2605,17 +2191,54 @@
         <w:pStyle w:val="ListBullet"/>
       </w:pPr>
       <w:r>
-        <w:t>Apakah janji temu berbasis slot waktu, nomor antrean harian, atau keduanya.</w:t>
+        <w:t>Berapa lama warga ditunggu setelah dipanggil sebelum ditandai tidak hadir.</w:t>
+      </w:r>
+    </w:p>
+    <w:p>
+      <w:pPr>
+        <w:pStyle w:val="ListBullet"/>
+      </w:pPr>
+      <w:r>
+        <w:t>Batas waktu pembatalan oleh warga agar slot dapat dipakai orang lain.</w:t>
+      </w:r>
+    </w:p>
+    <w:p>
+      <w:pPr>
+        <w:pStyle w:val="ListBullet"/>
+      </w:pPr>
+      <w:r>
+        <w:t>Perangkat apa yang akan menayangkan penampil publik di kantor desa.</w:t>
       </w:r>
     </w:p>
     <w:sectPr>
-      <w:pgSz w:w="12240" w:h="15840"/>
-      <w:pgMar w:top="1440" w:right="1800" w:bottom="1440" w:left="1800" w:header="720" w:footer="720" w:gutter="0"/>
+      <w:footerReference w:type="default" r:id="rId9"/>
+      <w:pgSz w:w="11906" w:h="16838"/>
+      <w:pgMar w:top="1276" w:right="1276" w:bottom="1276" w:left="1276" w:header="720" w:footer="720" w:gutter="0"/>
       <w:cols w:space="720"/>
       <w:docGrid w:linePitch="360"/>
     </w:sectPr>
   </w:body>
 </w:document>
+</file>
+
+<file path=word/footer1.xml><?xml version="1.0" encoding="utf-8"?>
+<w:ftr xmlns:m="http://schemas.openxmlformats.org/officeDocument/2006/math" xmlns:mc="http://schemas.openxmlformats.org/markup-compatibility/2006" xmlns:mo="http://schemas.microsoft.com/office/mac/office/2008/main" xmlns:mv="urn:schemas-microsoft-com:mac:vml" xmlns:o="urn:schemas-microsoft-com:office:office" xmlns:r="http://schemas.openxmlformats.org/officeDocument/2006/relationships" xmlns:v="urn:schemas-microsoft-com:vml" xmlns:w10="urn:schemas-microsoft-com:office:word" xmlns:w14="http://schemas.microsoft.com/office/word/2010/wordml" xmlns:w="http://schemas.openxmlformats.org/wordprocessingml/2006/main" xmlns:wne="http://schemas.microsoft.com/office/word/2006/wordml" xmlns:wp14="http://schemas.microsoft.com/office/word/2010/wordprocessingDrawing" xmlns:wp="http://schemas.openxmlformats.org/drawingml/2006/wordprocessingDrawing" xmlns:wpc="http://schemas.microsoft.com/office/word/2010/wordprocessingCanvas" xmlns:wpg="http://schemas.microsoft.com/office/word/2010/wordprocessingGroup" xmlns:wpi="http://schemas.microsoft.com/office/word/2010/wordprocessingInk" xmlns:wps="http://schemas.microsoft.com/office/word/2010/wordprocessingShape" mc:Ignorable="w14 wp14">
+  <w:p>
+    <w:pPr>
+      <w:pStyle w:val="Footer"/>
+      <w:jc w:val="center"/>
+    </w:pPr>
+    <w:r/>
+    <w:r>
+      <w:rPr>
+        <w:color w:val="444444"/>
+        <w:sz w:val="16"/>
+      </w:rPr>
+      <w:t xml:space="preserve">SIDESA-CM — PRD v0.3      ·      Halaman </w:t>
+    </w:r>
+    <w:fldSimple w:instr="PAGE"/>
+  </w:p>
+</w:ftr>
 </file>
 
 <file path=word/numbering.xml><?xml version="1.0" encoding="utf-8"?>
@@ -2981,6 +2604,13 @@
     <w:name w:val="Normal"/>
     <w:qFormat/>
     <w:rsid w:val="00FC693F"/>
+    <w:pPr>
+      <w:spacing w:after="120" w:line="276" w:lineRule="auto"/>
+    </w:pPr>
+    <w:rPr>
+      <w:rFonts w:ascii="Calibri" w:hAnsi="Calibri"/>
+      <w:sz w:val="21"/>
+    </w:rPr>
   </w:style>
   <w:style w:type="paragraph" w:styleId="Header">
     <w:name w:val="header"/>
@@ -3037,14 +2667,14 @@
     <w:pPr>
       <w:keepNext/>
       <w:keepLines/>
-      <w:spacing w:before="480" w:after="0"/>
+      <w:spacing w:before="280" w:after="80"/>
       <w:outlineLvl w:val="0"/>
     </w:pPr>
     <w:rPr>
-      <w:rFonts w:asciiTheme="majorHAnsi" w:eastAsiaTheme="majorEastAsia" w:hAnsiTheme="majorHAnsi" w:cstheme="majorBidi"/>
+      <w:rFonts w:asciiTheme="majorHAnsi" w:eastAsiaTheme="majorEastAsia" w:hAnsiTheme="majorHAnsi" w:cstheme="majorBidi" w:ascii="Calibri" w:hAnsi="Calibri"/>
       <w:b/>
       <w:bCs/>
-      <w:color w:val="365F91" w:themeColor="accent1" w:themeShade="BF"/>
+      <w:color w:val="1F3A5F"/>
       <w:sz w:val="28"/>
       <w:szCs w:val="28"/>
     </w:rPr>
@@ -3061,15 +2691,15 @@
     <w:pPr>
       <w:keepNext/>
       <w:keepLines/>
-      <w:spacing w:before="200" w:after="0"/>
+      <w:spacing w:before="200" w:after="80"/>
       <w:outlineLvl w:val="1"/>
     </w:pPr>
     <w:rPr>
-      <w:rFonts w:asciiTheme="majorHAnsi" w:eastAsiaTheme="majorEastAsia" w:hAnsiTheme="majorHAnsi" w:cstheme="majorBidi"/>
+      <w:rFonts w:asciiTheme="majorHAnsi" w:eastAsiaTheme="majorEastAsia" w:hAnsiTheme="majorHAnsi" w:cstheme="majorBidi" w:ascii="Calibri" w:hAnsi="Calibri"/>
       <w:b/>
       <w:bCs/>
-      <w:color w:val="4F81BD" w:themeColor="accent1"/>
-      <w:sz w:val="26"/>
+      <w:color w:val="2E5A88"/>
+      <w:sz w:val="23"/>
       <w:szCs w:val="26"/>
     </w:rPr>
   </w:style>
